--- a/cv/CV_Angelo_FR.docx
+++ b/cv/CV_Angelo_FR.docx
@@ -2,710 +2,2797 @@
 <file path=word/document.xml><?xml version="1.0" encoding="utf-8"?>
 <w:document xmlns:wpc="http://schemas.microsoft.com/office/word/2010/wordprocessingCanvas" xmlns:mo="http://schemas.microsoft.com/office/mac/office/2008/main" xmlns:mc="http://schemas.openxmlformats.org/markup-compatibility/2006" xmlns:mv="urn:schemas-microsoft-com:mac:vml" xmlns:o="urn:schemas-microsoft-com:office:office" xmlns:r="http://schemas.openxmlformats.org/officeDocument/2006/relationships" xmlns:m="http://schemas.openxmlformats.org/officeDocument/2006/math" xmlns:v="urn:schemas-microsoft-com:vml" xmlns:wp14="http://schemas.microsoft.com/office/word/2010/wordprocessingDrawing" xmlns:wp="http://schemas.openxmlformats.org/drawingml/2006/wordprocessingDrawing" xmlns:w10="urn:schemas-microsoft-com:office:word" xmlns:w="http://schemas.openxmlformats.org/wordprocessingml/2006/main" xmlns:w14="http://schemas.microsoft.com/office/word/2010/wordml" xmlns:wpg="http://schemas.microsoft.com/office/word/2010/wordprocessingGroup" xmlns:wpi="http://schemas.microsoft.com/office/word/2010/wordprocessingInk" xmlns:wne="http://schemas.microsoft.com/office/word/2006/wordml" xmlns:wps="http://schemas.microsoft.com/office/word/2010/wordprocessingShape" mc:Ignorable="w14 wp14">
   <w:body>
-    <w:p>
-      <w:r>
-        <w:rPr>
-          <w:b/>
-          <w:color w:val="0D1117"/>
-          <w:sz w:val="44"/>
-        </w:rPr>
-        <w:t>Angelo Lock To Hang</w:t>
-      </w:r>
-    </w:p>
-    <w:p>
-      <w:r>
-        <w:rPr>
-          <w:b/>
-          <w:color w:val="00F5D4"/>
-          <w:sz w:val="20"/>
-        </w:rPr>
-        <w:t>Développeur Fullstack PHP/Laravel &amp; Ingénieur IA</w:t>
-      </w:r>
-    </w:p>
-    <w:p>
-      <w:r>
-        <w:rPr>
-          <w:color w:val="6C757D"/>
-          <w:sz w:val="16"/>
-        </w:rPr>
-        <w:t>+261 34 13 539 78 | locktohang@gmail.com | Antananarivo, Madagascar | https://github.com/angelolockdev | https://linkedin.com/in/angelo-lock-to-hang | https://angelolockdev.github.io/</w:t>
-      </w:r>
-    </w:p>
-    <w:p>
-      <w:r>
-        <w:rPr>
-          <w:b/>
-          <w:color w:val="00BBF9"/>
-          <w:sz w:val="18"/>
-        </w:rPr>
-        <w:t>50+ projets livrés  -  6+ années d'expérience  -  PHP Laravel &amp; Symfony  -  IA RAG &amp; agents</w:t>
-      </w:r>
-    </w:p>
-    <w:p/>
-    <w:p>
-      <w:pPr>
-        <w:pBdr>
-          <w:bottom w:val="single" w:sz="6" w:space="1" w:color="00f5d4"/>
-        </w:pBdr>
-      </w:pPr>
-      <w:r>
-        <w:rPr>
-          <w:b/>
-          <w:color w:val="0D1117"/>
-          <w:sz w:val="24"/>
-        </w:rPr>
-        <w:t>PROFIL</w:t>
-      </w:r>
-    </w:p>
-    <w:p>
-      <w:r>
-        <w:rPr>
-          <w:sz w:val="18"/>
-        </w:rPr>
-        <w:t>Développeur Fullstack avec plus de 6 ans d'expérience, spécialisé en PHP, Laravel et Symfony, avec une pratique avancée de l'intégration IA. J'ai livré plus de 50 projets web, e-commerce, API et mobiles, puis conçu des solutions RAG, des agents IA et des produits s'appuyant sur plusieurs fournisseurs de modèles. J'allie architecture propre, sécurité, tests et automatisation CI/CD pour construire des systèmes maintenables et fiables.</w:t>
-      </w:r>
-    </w:p>
-    <w:p>
-      <w:pPr>
-        <w:pBdr>
-          <w:bottom w:val="single" w:sz="6" w:space="1" w:color="00f5d4"/>
-        </w:pBdr>
-      </w:pPr>
-      <w:r>
-        <w:rPr>
-          <w:b/>
-          <w:color w:val="0D1117"/>
-          <w:sz w:val="24"/>
-        </w:rPr>
-        <w:t>EXPERIENCE PROFESSIONNELLE</w:t>
-      </w:r>
-    </w:p>
-    <w:p>
-      <w:r>
-        <w:rPr>
-          <w:b/>
-          <w:color w:val="0D1117"/>
-          <w:sz w:val="20"/>
-        </w:rPr>
-        <w:t>Ingénieur IA &amp; Développeur de produits - Projets indépendants</w:t>
-      </w:r>
-      <w:r>
-        <w:rPr>
-          <w:color w:val="00BBF9"/>
-          <w:sz w:val="17"/>
-        </w:rPr>
-        <w:t xml:space="preserve">  (2024 - Présent)</w:t>
-      </w:r>
-    </w:p>
-    <w:p>
-      <w:pPr>
-        <w:pStyle w:val="ListBullet"/>
-      </w:pPr>
-      <w:r>
-        <w:rPr>
-          <w:color w:val="1A1A2E"/>
-          <w:sz w:val="17"/>
-        </w:rPr>
-        <w:t>Conception d'Akademia, plateforme Laravel/PostgreSQL et Flutter intégrant RAG, recherche vectorielle et réponses structurées avec citations</w:t>
-      </w:r>
-    </w:p>
-    <w:p>
-      <w:pPr>
-        <w:pStyle w:val="ListBullet"/>
-      </w:pPr>
-      <w:r>
-        <w:rPr>
-          <w:color w:val="1A1A2E"/>
-          <w:sz w:val="17"/>
-        </w:rPr>
-        <w:t>Intégration côté serveur d'OpenAI, Gemini, xAI et Hugging Face via des adaptateurs sécurisés, sans exposer les clés ni l'orchestration aux clients</w:t>
-      </w:r>
-    </w:p>
-    <w:p>
-      <w:pPr>
-        <w:pStyle w:val="ListBullet"/>
-      </w:pPr>
-      <w:r>
-        <w:rPr>
-          <w:color w:val="1A1A2E"/>
-          <w:sz w:val="17"/>
-        </w:rPr>
-        <w:t>Développement de CaptionForge, Universal Agent Rules et workflows multi-agents basés sur API, MCP et webhooks, avec mémoire de contexte, traçabilité et validation humaine</w:t>
-      </w:r>
-    </w:p>
-    <w:p>
-      <w:r>
-        <w:rPr>
-          <w:i/>
-          <w:color w:val="6C757D"/>
-          <w:sz w:val="15"/>
-        </w:rPr>
-        <w:t>Tech: Laravel, PHP, Python, RAG, LLM, Agents IA, OpenAI, Gemini, xAI, Hugging Face, MCP, PostgreSQL, Flutter, TypeScript</w:t>
-      </w:r>
-    </w:p>
-    <w:p>
-      <w:r>
-        <w:rPr>
-          <w:b/>
-          <w:color w:val="0D1117"/>
-          <w:sz w:val="20"/>
-        </w:rPr>
-        <w:t>Développeur Backend PHP / Fullstack - Fulldigits SARL</w:t>
-      </w:r>
-      <w:r>
-        <w:rPr>
-          <w:color w:val="00BBF9"/>
-          <w:sz w:val="17"/>
-        </w:rPr>
-        <w:t xml:space="preserve">  (01/2020 - Présent)</w:t>
-      </w:r>
-    </w:p>
-    <w:p>
-      <w:pPr>
-        <w:pStyle w:val="ListBullet"/>
-      </w:pPr>
-      <w:r>
-        <w:rPr>
-          <w:color w:val="1A1A2E"/>
-          <w:sz w:val="17"/>
-        </w:rPr>
-        <w:t>Développement et évolution de plus de 50 projets web, e-commerce, API et services numériques (PHP, Laravel, Symfony, WordPress, MySQL, PL/SQL)</w:t>
-      </w:r>
-    </w:p>
-    <w:p>
-      <w:pPr>
-        <w:pStyle w:val="ListBullet"/>
-      </w:pPr>
-      <w:r>
-        <w:rPr>
-          <w:color w:val="1A1A2E"/>
-          <w:sz w:val="17"/>
-        </w:rPr>
-        <w:t>Industrialisation des environnements avec Docker, MySQL, Apache et Bitbucket Pipelines pour fiabiliser et accélérer les déploiements</w:t>
-      </w:r>
-    </w:p>
-    <w:p>
-      <w:pPr>
-        <w:pStyle w:val="ListBullet"/>
-      </w:pPr>
-      <w:r>
-        <w:rPr>
-          <w:color w:val="1A1A2E"/>
-          <w:sz w:val="17"/>
-        </w:rPr>
-        <w:t>Maintenance corrective et évolutive, tests fonctionnels, mise en production et recette</w:t>
-      </w:r>
-    </w:p>
-    <w:p>
-      <w:pPr>
-        <w:pStyle w:val="ListBullet"/>
-      </w:pPr>
-      <w:r>
-        <w:rPr>
-          <w:color w:val="1A1A2E"/>
-          <w:sz w:val="17"/>
-        </w:rPr>
-        <w:t>Intégration de services web RESTful API et automatisation des processus de livraison</w:t>
-      </w:r>
-    </w:p>
-    <w:p>
-      <w:r>
-        <w:rPr>
-          <w:i/>
-          <w:color w:val="6C757D"/>
-          <w:sz w:val="15"/>
-        </w:rPr>
-        <w:t>Tech: PHP, Laravel, Symfony, WordPress, MySQL, PL/SQL, Docker, Apache, Git, Bitbucket Pipelines, REST API</w:t>
-      </w:r>
-    </w:p>
-    <w:p>
-      <w:r>
-        <w:rPr>
-          <w:b/>
-          <w:color w:val="0D1117"/>
-          <w:sz w:val="20"/>
-        </w:rPr>
-        <w:t>Développeur Backend Node.js - Sinopsis</w:t>
-      </w:r>
-      <w:r>
-        <w:rPr>
-          <w:color w:val="00BBF9"/>
-          <w:sz w:val="17"/>
-        </w:rPr>
-        <w:t xml:space="preserve">  (10/2019 - 01/2020)</w:t>
-      </w:r>
-    </w:p>
-    <w:p>
-      <w:pPr>
-        <w:pStyle w:val="ListBullet"/>
-      </w:pPr>
-      <w:r>
-        <w:rPr>
-          <w:color w:val="1A1A2E"/>
-          <w:sz w:val="17"/>
-        </w:rPr>
-        <w:t>Conception du modele de donnees PostgreSQL et implementation des regles metier</w:t>
-      </w:r>
-    </w:p>
-    <w:p>
-      <w:pPr>
-        <w:pStyle w:val="ListBullet"/>
-      </w:pPr>
-      <w:r>
-        <w:rPr>
-          <w:color w:val="1A1A2E"/>
-          <w:sz w:val="17"/>
-        </w:rPr>
-        <w:t>Développement de services web avec Node.js, Express et Java Spring Boot</w:t>
-      </w:r>
-    </w:p>
-    <w:p>
-      <w:pPr>
-        <w:pStyle w:val="ListBullet"/>
-      </w:pPr>
-      <w:r>
-        <w:rPr>
-          <w:color w:val="1A1A2E"/>
-          <w:sz w:val="17"/>
-        </w:rPr>
-        <w:t>Structuration des services backend autour de PostgreSQL</w:t>
-      </w:r>
-    </w:p>
-    <w:p>
-      <w:r>
-        <w:rPr>
-          <w:i/>
-          <w:color w:val="6C757D"/>
-          <w:sz w:val="15"/>
-        </w:rPr>
-        <w:t>Tech: Node.js, Express.js, Java, Spring Boot, PostgreSQL, REST API, Git</w:t>
-      </w:r>
-    </w:p>
-    <w:p>
-      <w:r>
-        <w:rPr>
-          <w:b/>
-          <w:color w:val="0D1117"/>
-          <w:sz w:val="20"/>
-        </w:rPr>
-        <w:t>Stagiaire Développeur Web PHP - Fulldigits SARL</w:t>
-      </w:r>
-      <w:r>
-        <w:rPr>
-          <w:color w:val="00BBF9"/>
-          <w:sz w:val="17"/>
-        </w:rPr>
-        <w:t xml:space="preserve">  (09/2019 - 01/2020)</w:t>
-      </w:r>
-    </w:p>
-    <w:p>
-      <w:pPr>
-        <w:pStyle w:val="ListBullet"/>
-      </w:pPr>
-      <w:r>
-        <w:rPr>
-          <w:color w:val="1A1A2E"/>
-          <w:sz w:val="17"/>
-        </w:rPr>
-        <w:t>Participation au développement d'un site e-commerce (PHP, MySQL)</w:t>
-      </w:r>
-    </w:p>
-    <w:p>
-      <w:pPr>
-        <w:pStyle w:val="ListBullet"/>
-      </w:pPr>
-      <w:r>
-        <w:rPr>
-          <w:color w:val="1A1A2E"/>
-          <w:sz w:val="17"/>
-        </w:rPr>
-        <w:t>Mise à jour et correction de bugs sur le back-office de l'application</w:t>
-      </w:r>
-    </w:p>
-    <w:p>
-      <w:r>
-        <w:rPr>
-          <w:i/>
-          <w:color w:val="6C757D"/>
-          <w:sz w:val="15"/>
-        </w:rPr>
-        <w:t>Tech: PHP, MySQL, HTML, CSS, Git</w:t>
-      </w:r>
-    </w:p>
-    <w:p>
-      <w:r>
-        <w:rPr>
-          <w:b/>
-          <w:color w:val="0D1117"/>
-          <w:sz w:val="20"/>
-        </w:rPr>
-        <w:t>Stagiaire Développeur Web Java - Ministère TEFPLS</w:t>
-      </w:r>
-      <w:r>
-        <w:rPr>
-          <w:color w:val="00BBF9"/>
-          <w:sz w:val="17"/>
-        </w:rPr>
-        <w:t xml:space="preserve">  (08/2018 - 11/2018)</w:t>
-      </w:r>
-    </w:p>
-    <w:p>
-      <w:pPr>
-        <w:pStyle w:val="ListBullet"/>
-      </w:pPr>
-      <w:r>
-        <w:rPr>
-          <w:color w:val="1A1A2E"/>
-          <w:sz w:val="17"/>
-        </w:rPr>
-        <w:t>Analyse de l'existant et conception des services web API REST (Spring)</w:t>
-      </w:r>
-    </w:p>
-    <w:p>
-      <w:pPr>
-        <w:pStyle w:val="ListBullet"/>
-      </w:pPr>
-      <w:r>
-        <w:rPr>
-          <w:color w:val="1A1A2E"/>
-          <w:sz w:val="17"/>
-        </w:rPr>
-        <w:t>Mise en place de l'hébergement et du processus de livraison (SSH, FTP)</w:t>
-      </w:r>
-    </w:p>
-    <w:p>
-      <w:r>
-        <w:rPr>
-          <w:i/>
-          <w:color w:val="6C757D"/>
-          <w:sz w:val="15"/>
-        </w:rPr>
-        <w:t>Tech: Java, Spring, REST API, SSH, FTP, Git</w:t>
-      </w:r>
-    </w:p>
-    <w:p>
-      <w:pPr>
-        <w:pBdr>
-          <w:bottom w:val="single" w:sz="6" w:space="1" w:color="00f5d4"/>
-        </w:pBdr>
-      </w:pPr>
-      <w:r>
-        <w:rPr>
-          <w:b/>
-          <w:color w:val="0D1117"/>
-          <w:sz w:val="24"/>
-        </w:rPr>
-        <w:t>PROJETS CLES</w:t>
-      </w:r>
-    </w:p>
-    <w:p>
-      <w:r>
-        <w:rPr>
-          <w:b/>
-          <w:color w:val="0D1117"/>
-          <w:sz w:val="19"/>
-        </w:rPr>
-        <w:t>Akademia</w:t>
-      </w:r>
-      <w:r>
-        <w:rPr>
-          <w:color w:val="9B5DE5"/>
-          <w:sz w:val="16"/>
-        </w:rPr>
-        <w:t xml:space="preserve">  [Plateforme éducative + RAG]  2024-2026</w:t>
-      </w:r>
-    </w:p>
-    <w:p>
-      <w:r>
-        <w:rPr>
-          <w:sz w:val="17"/>
-        </w:rPr>
-        <w:t>SaaS éducatif Laravel 13/PostgreSQL avec app Flutter, servant écoles et apprenants individuels. Intégration RAG pour l'assistance pédagogique.</w:t>
-      </w:r>
-    </w:p>
-    <w:p>
-      <w:r>
-        <w:rPr>
-          <w:i/>
-          <w:color w:val="00BBF9"/>
-          <w:sz w:val="16"/>
-        </w:rPr>
-        <w:t>Impact: Architecture multi-tenant avec RAG pour BEPC, BACC et examens compétitifs</w:t>
-      </w:r>
-    </w:p>
-    <w:p>
-      <w:r>
-        <w:rPr>
-          <w:b/>
-          <w:color w:val="0D1117"/>
-          <w:sz w:val="19"/>
-        </w:rPr>
-        <w:t>Foire Universitaire de Madagascar (FUM)</w:t>
-      </w:r>
-      <w:r>
-        <w:rPr>
-          <w:color w:val="9B5DE5"/>
-          <w:sz w:val="16"/>
-        </w:rPr>
-        <w:t xml:space="preserve">  [Projet freelance]  2025</w:t>
-      </w:r>
-    </w:p>
-    <w:p>
-      <w:r>
-        <w:rPr>
-          <w:sz w:val="17"/>
-        </w:rPr>
-        <w:t>Site dynamique pour la FUM organisée par Prime Vision: recherche d'instituts, pages dynamiques, inscription exposants avec PDF par email.</w:t>
-      </w:r>
-    </w:p>
-    <w:p>
-      <w:r>
-        <w:rPr>
-          <w:i/>
-          <w:color w:val="00BBF9"/>
-          <w:sz w:val="16"/>
-        </w:rPr>
-        <w:t>Impact: Plateforme événementielle avec galerie filtrable et formulaire d'inscription</w:t>
-      </w:r>
-    </w:p>
-    <w:p>
-      <w:pPr>
-        <w:pBdr>
-          <w:bottom w:val="single" w:sz="6" w:space="1" w:color="00f5d4"/>
-        </w:pBdr>
-      </w:pPr>
-      <w:r>
-        <w:rPr>
-          <w:b/>
-          <w:color w:val="0D1117"/>
-          <w:sz w:val="24"/>
-        </w:rPr>
-        <w:t>FORMATION</w:t>
-      </w:r>
-    </w:p>
-    <w:p>
-      <w:r>
-        <w:rPr>
-          <w:b/>
-          <w:sz w:val="19"/>
-        </w:rPr>
-        <w:t>Licence en Développement Informatique</w:t>
-      </w:r>
-    </w:p>
-    <w:p>
-      <w:r>
-        <w:rPr>
-          <w:color w:val="6C757D"/>
-          <w:sz w:val="17"/>
-        </w:rPr>
-        <w:t>IT University - 09/2015 - 12/2018</w:t>
-      </w:r>
-    </w:p>
-    <w:p>
-      <w:pPr>
-        <w:pBdr>
-          <w:bottom w:val="single" w:sz="6" w:space="1" w:color="00f5d4"/>
-        </w:pBdr>
-      </w:pPr>
-      <w:r>
-        <w:rPr>
-          <w:b/>
-          <w:color w:val="0D1117"/>
-          <w:sz w:val="24"/>
-        </w:rPr>
-        <w:t>CERTIFICATIONS</w:t>
-      </w:r>
-    </w:p>
-    <w:p>
-      <w:pPr>
-        <w:pStyle w:val="ListBullet"/>
-      </w:pPr>
-      <w:r>
-        <w:rPr>
-          <w:sz w:val="17"/>
-        </w:rPr>
-        <w:t>DELF B2 - Diplôme d'Études en Langue Française - Alliance Française Antananarivo</w:t>
-      </w:r>
-    </w:p>
-    <w:p>
-      <w:pPr>
-        <w:pBdr>
-          <w:bottom w:val="single" w:sz="6" w:space="1" w:color="00f5d4"/>
-        </w:pBdr>
-      </w:pPr>
-      <w:r>
-        <w:rPr>
-          <w:b/>
-          <w:color w:val="0D1117"/>
-          <w:sz w:val="24"/>
-        </w:rPr>
-        <w:t>COMPETENCES</w:t>
-      </w:r>
-    </w:p>
-    <w:p>
-      <w:r>
-        <w:rPr>
-          <w:b/>
-          <w:sz w:val="18"/>
-        </w:rPr>
-        <w:t xml:space="preserve">Back-end: </w:t>
-      </w:r>
-      <w:r>
-        <w:rPr>
-          <w:sz w:val="18"/>
-        </w:rPr>
-        <w:t>PHP, Laravel, Symfony, Python, Node.js, Java, Spring Boot, WordPress</w:t>
-      </w:r>
-    </w:p>
-    <w:p>
-      <w:r>
-        <w:rPr>
-          <w:b/>
-          <w:sz w:val="18"/>
-        </w:rPr>
-        <w:t xml:space="preserve">Front-end: </w:t>
-      </w:r>
-      <w:r>
-        <w:rPr>
-          <w:sz w:val="18"/>
-        </w:rPr>
-        <w:t>React, TypeScript, JavaScript, Flutter, HTML5, CSS3, Tailwind CSS</w:t>
-      </w:r>
-    </w:p>
-    <w:p>
-      <w:r>
-        <w:rPr>
-          <w:b/>
-          <w:sz w:val="18"/>
-        </w:rPr>
-        <w:t xml:space="preserve">Database: </w:t>
-      </w:r>
-      <w:r>
-        <w:rPr>
-          <w:sz w:val="18"/>
-        </w:rPr>
-        <w:t>MySQL, PostgreSQL, MongoDB, PL/SQL, Supabase</w:t>
-      </w:r>
-    </w:p>
-    <w:p>
-      <w:r>
-        <w:rPr>
-          <w:b/>
-          <w:sz w:val="18"/>
-        </w:rPr>
-        <w:t xml:space="preserve">DevOps &amp; Ops: </w:t>
-      </w:r>
-      <w:r>
-        <w:rPr>
-          <w:sz w:val="18"/>
-        </w:rPr>
-        <w:t>Docker, Linux, Apache, GitHub Actions, Bitbucket Pipelines, CI/CD, VPS</w:t>
-      </w:r>
-    </w:p>
-    <w:p>
-      <w:r>
-        <w:rPr>
-          <w:b/>
-          <w:sz w:val="18"/>
-        </w:rPr>
-        <w:t xml:space="preserve">IA &amp; Data: </w:t>
-      </w:r>
-      <w:r>
-        <w:rPr>
-          <w:sz w:val="18"/>
-        </w:rPr>
-        <w:t>RAG, Recherche vectorielle, LLM, Agents IA, OpenAI, Gemini, xAI, Hugging Face, Prompt Engineering, Sorties structurées</w:t>
-      </w:r>
-    </w:p>
-    <w:p>
-      <w:r>
-        <w:rPr>
-          <w:b/>
-          <w:sz w:val="18"/>
-        </w:rPr>
-        <w:t xml:space="preserve">Autres: </w:t>
-      </w:r>
-      <w:r>
-        <w:rPr>
-          <w:sz w:val="18"/>
-        </w:rPr>
-        <w:t>Rust, REST API, GraphQL, Git, Scrum, Clean Architecture, TDD</w:t>
-      </w:r>
-    </w:p>
-    <w:p>
-      <w:pPr>
-        <w:pBdr>
-          <w:bottom w:val="single" w:sz="6" w:space="1" w:color="00f5d4"/>
-        </w:pBdr>
-      </w:pPr>
-      <w:r>
-        <w:rPr>
-          <w:b/>
-          <w:color w:val="0D1117"/>
-          <w:sz w:val="24"/>
-        </w:rPr>
-        <w:t>LANGUES</w:t>
-      </w:r>
-    </w:p>
-    <w:p>
-      <w:pPr>
-        <w:pStyle w:val="ListBullet"/>
-      </w:pPr>
-      <w:r>
-        <w:rPr>
-          <w:sz w:val="18"/>
-        </w:rPr>
-        <w:t>Français - C1 - Compétent</w:t>
-      </w:r>
-    </w:p>
-    <w:p>
-      <w:pPr>
-        <w:pStyle w:val="ListBullet"/>
-      </w:pPr>
-      <w:r>
-        <w:rPr>
-          <w:sz w:val="18"/>
-        </w:rPr>
-        <w:t>Anglais - B1 - Intermédiaire</w:t>
-      </w:r>
-    </w:p>
-    <w:p>
-      <w:pPr>
-        <w:pStyle w:val="ListBullet"/>
-      </w:pPr>
-      <w:r>
-        <w:rPr>
-          <w:sz w:val="18"/>
-        </w:rPr>
-        <w:t>Malagasy - Natif</w:t>
-      </w:r>
-    </w:p>
-    <w:p>
-      <w:pPr>
-        <w:pBdr>
-          <w:bottom w:val="single" w:sz="6" w:space="1" w:color="00f5d4"/>
-        </w:pBdr>
-      </w:pPr>
-      <w:r>
-        <w:rPr>
-          <w:b/>
-          <w:color w:val="0D1117"/>
-          <w:sz w:val="24"/>
-        </w:rPr>
-        <w:t>CENTRES D'INTERET</w:t>
-      </w:r>
-    </w:p>
-    <w:p>
-      <w:r>
-        <w:rPr>
-          <w:sz w:val="18"/>
-        </w:rPr>
-        <w:t>IA générative, Algo trading XAU/USD, High-Tech, Football, Jeux vidéo</w:t>
-      </w:r>
-    </w:p>
+    <w:tbl>
+      <w:tblPr>
+        <w:tblW w:type="dxa" w:w="11906"/>
+        <w:jc w:val="left"/>
+        <w:tblLayout w:type="fixed"/>
+        <w:tblLook w:firstColumn="1" w:firstRow="1" w:lastColumn="0" w:lastRow="0" w:noHBand="0" w:noVBand="1" w:val="04A0"/>
+        <w:tblBorders>
+          <w:top w:val="nil"/>
+          <w:left w:val="nil"/>
+          <w:bottom w:val="nil"/>
+          <w:right w:val="nil"/>
+          <w:insideH w:val="nil"/>
+          <w:insideV w:val="nil"/>
+        </w:tblBorders>
+      </w:tblPr>
+      <w:tblGrid>
+        <w:gridCol w:w="3798"/>
+        <w:gridCol w:w="8107"/>
+      </w:tblGrid>
+      <w:tr>
+        <w:trPr>
+          <w:trHeight w:val="3742" w:hRule="exact"/>
+          <w:cantSplit/>
+        </w:trPr>
+        <w:tc>
+          <w:tcPr>
+            <w:tcW w:type="dxa" w:w="3798"/>
+            <w:vMerge w:val="restart"/>
+            <w:vAlign w:val="top"/>
+            <w:shd w:val="clear" w:color="auto" w:fill="D9E6EC"/>
+            <w:tcMar>
+              <w:top w:w="765" w:type="dxa"/>
+              <w:left w:w="0" w:type="dxa"/>
+              <w:bottom w:w="510" w:type="dxa"/>
+              <w:right w:w="0" w:type="dxa"/>
+            </w:tcMar>
+          </w:tcPr>
+          <w:p>
+            <w:pPr>
+              <w:keepLines w:val="0"/>
+              <w:spacing w:before="0" w:after="220" w:line="240" w:lineRule="auto"/>
+              <w:ind w:left="680" w:right="482"/>
+              <w:jc w:val="center"/>
+            </w:pPr>
+            <w:r>
+              <w:drawing>
+                <wp:inline xmlns:a="http://schemas.openxmlformats.org/drawingml/2006/main" xmlns:pic="http://schemas.openxmlformats.org/drawingml/2006/picture">
+                  <wp:extent cx="1728000" cy="1728000"/>
+                  <wp:docPr id="1" name="Picture 1"/>
+                  <wp:cNvGraphicFramePr>
+                    <a:graphicFrameLocks noChangeAspect="1"/>
+                  </wp:cNvGraphicFramePr>
+                  <a:graphic>
+                    <a:graphicData uri="http://schemas.openxmlformats.org/drawingml/2006/picture">
+                      <pic:pic>
+                        <pic:nvPicPr>
+                          <pic:cNvPr id="0" name="angelo-profile-circle.png"/>
+                          <pic:cNvPicPr/>
+                        </pic:nvPicPr>
+                        <pic:blipFill>
+                          <a:blip r:embed="rId9"/>
+                          <a:stretch>
+                            <a:fillRect/>
+                          </a:stretch>
+                        </pic:blipFill>
+                        <pic:spPr>
+                          <a:xfrm>
+                            <a:off x="0" y="0"/>
+                            <a:ext cx="1728000" cy="1728000"/>
+                          </a:xfrm>
+                          <a:prstGeom prst="rect"/>
+                        </pic:spPr>
+                      </pic:pic>
+                    </a:graphicData>
+                  </a:graphic>
+                </wp:inline>
+              </w:drawing>
+            </w:r>
+          </w:p>
+          <w:tbl>
+            <w:tblPr>
+              <w:tblW w:type="dxa" w:w="2636"/>
+              <w:jc w:val="left"/>
+              <w:tblLayout w:type="fixed"/>
+              <w:tblLook w:firstColumn="1" w:firstRow="1" w:lastColumn="0" w:lastRow="0" w:noHBand="0" w:noVBand="1" w:val="04A0"/>
+              <w:tblInd w:w="680" w:type="dxa"/>
+              <w:tblBorders>
+                <w:top w:val="nil"/>
+                <w:left w:val="nil"/>
+                <w:bottom w:val="nil"/>
+                <w:right w:val="nil"/>
+                <w:insideH w:val="nil"/>
+                <w:insideV w:val="nil"/>
+              </w:tblBorders>
+            </w:tblPr>
+            <w:tblGrid>
+              <w:gridCol w:w="595"/>
+              <w:gridCol w:w="2041"/>
+            </w:tblGrid>
+            <w:tr>
+              <w:tc>
+                <w:tcPr>
+                  <w:tcW w:type="dxa" w:w="595"/>
+                  <w:tcMar>
+                    <w:top w:w="0" w:type="dxa"/>
+                    <w:left w:w="0" w:type="dxa"/>
+                    <w:bottom w:w="0" w:type="dxa"/>
+                    <w:right w:w="0" w:type="dxa"/>
+                  </w:tcMar>
+                  <w:vAlign w:val="center"/>
+                </w:tcPr>
+                <w:p>
+                  <w:pPr>
+                    <w:keepLines w:val="0"/>
+                    <w:spacing w:before="0" w:after="0" w:line="240" w:lineRule="auto"/>
+                  </w:pPr>
+                  <w:r>
+                    <w:drawing>
+                      <wp:inline xmlns:a="http://schemas.openxmlformats.org/drawingml/2006/main" xmlns:pic="http://schemas.openxmlformats.org/drawingml/2006/picture">
+                        <wp:extent cx="378000" cy="378000"/>
+                        <wp:docPr id="2" name="Picture 2"/>
+                        <wp:cNvGraphicFramePr>
+                          <a:graphicFrameLocks noChangeAspect="1"/>
+                        </wp:cNvGraphicFramePr>
+                        <a:graphic>
+                          <a:graphicData uri="http://schemas.openxmlformats.org/drawingml/2006/picture">
+                            <pic:pic>
+                              <pic:nvPicPr>
+                                <pic:cNvPr id="0" name="portfolio-qr.png"/>
+                                <pic:cNvPicPr/>
+                              </pic:nvPicPr>
+                              <pic:blipFill>
+                                <a:blip r:embed="rId10"/>
+                                <a:stretch>
+                                  <a:fillRect/>
+                                </a:stretch>
+                              </pic:blipFill>
+                              <pic:spPr>
+                                <a:xfrm>
+                                  <a:off x="0" y="0"/>
+                                  <a:ext cx="378000" cy="378000"/>
+                                </a:xfrm>
+                                <a:prstGeom prst="rect"/>
+                              </pic:spPr>
+                            </pic:pic>
+                          </a:graphicData>
+                        </a:graphic>
+                      </wp:inline>
+                    </w:drawing>
+                  </w:r>
+                </w:p>
+              </w:tc>
+              <w:tc>
+                <w:tcPr>
+                  <w:tcW w:type="dxa" w:w="2041"/>
+                  <w:tcMar>
+                    <w:top w:w="0" w:type="dxa"/>
+                    <w:left w:w="0" w:type="dxa"/>
+                    <w:bottom w:w="0" w:type="dxa"/>
+                    <w:right w:w="0" w:type="dxa"/>
+                  </w:tcMar>
+                  <w:vAlign w:val="center"/>
+                </w:tcPr>
+                <w:p>
+                  <w:pPr>
+                    <w:keepLines w:val="0"/>
+                    <w:spacing w:before="0" w:after="24" w:line="240" w:lineRule="auto"/>
+                  </w:pPr>
+                  <w:r>
+                    <w:rPr>
+                      <w:rFonts w:ascii="Source Sans 3" w:hAnsi="Source Sans 3" w:eastAsia="Source Sans 3" w:cs="Source Sans 3"/>
+                      <w:b/>
+                      <w:i w:val="0"/>
+                      <w:color w:val="173F4B"/>
+                      <w:sz w:val="14"/>
+                      <w:spacing w:val="12"/>
+                    </w:rPr>
+                    <w:t>PORTFOLIO</w:t>
+                  </w:r>
+                </w:p>
+                <w:p>
+                  <w:pPr>
+                    <w:keepLines w:val="0"/>
+                    <w:spacing w:before="0" w:after="0" w:line="240" w:lineRule="auto"/>
+                  </w:pPr>
+                  <w:hyperlink r:id="rId11">
+                    <w:r>
+                      <w:rPr>
+                        <w:rFonts w:ascii="Source Sans 3" w:hAnsi="Source Sans 3" w:eastAsia="Source Sans 3" w:cs="Source Sans 3"/>
+                        <w:color w:val="1F414D"/>
+                        <w:sz w:val="13"/>
+                        <w:szCs w:val="13"/>
+                      </w:rPr>
+                      <w:t>angelolockdev.github.io</w:t>
+                    </w:r>
+                  </w:hyperlink>
+                </w:p>
+              </w:tc>
+            </w:tr>
+          </w:tbl>
+          <w:p>
+            <w:pPr>
+              <w:spacing w:before="0" w:after="0" w:line="240" w:lineRule="auto"/>
+              <w:ind w:left="680" w:right="482"/>
+            </w:pPr>
+            <w:r>
+              <w:rPr>
+                <w:rFonts w:ascii="Source Sans 3" w:hAnsi="Source Sans 3" w:eastAsia="Source Sans 3" w:cs="Source Sans 3"/>
+                <w:b w:val="0"/>
+                <w:i w:val="0"/>
+                <w:color w:val="465E67"/>
+                <w:sz w:val="2"/>
+              </w:rPr>
+              <w:t xml:space="preserve"> </w:t>
+            </w:r>
+          </w:p>
+          <w:p>
+            <w:pPr>
+              <w:keepLines w:val="0"/>
+              <w:spacing w:before="4" w:after="80" w:line="240" w:lineRule="auto"/>
+              <w:ind w:right="482" w:left="680"/>
+              <w:pBdr>
+                <w:bottom w:val="single" w:sz="5" w:space="0" w:color="8FA8B2"/>
+              </w:pBdr>
+            </w:pPr>
+            <w:r>
+              <w:rPr>
+                <w:rFonts w:ascii="Source Sans 3" w:hAnsi="Source Sans 3" w:eastAsia="Source Sans 3" w:cs="Source Sans 3"/>
+                <w:b w:val="0"/>
+                <w:i w:val="0"/>
+                <w:color w:val="173F4B"/>
+                <w:sz w:val="2"/>
+              </w:rPr>
+              <w:t xml:space="preserve"> </w:t>
+            </w:r>
+          </w:p>
+          <w:p>
+            <w:pPr>
+              <w:keepNext/>
+              <w:keepLines/>
+              <w:spacing w:before="0" w:after="0" w:line="240" w:lineRule="auto"/>
+              <w:ind w:left="680" w:right="482"/>
+            </w:pPr>
+            <w:r>
+              <w:drawing>
+                <wp:inline xmlns:a="http://schemas.openxmlformats.org/drawingml/2006/main" xmlns:pic="http://schemas.openxmlformats.org/drawingml/2006/picture">
+                  <wp:extent cx="104400" cy="104400"/>
+                  <wp:docPr id="3" name="Picture 3"/>
+                  <wp:cNvGraphicFramePr>
+                    <a:graphicFrameLocks noChangeAspect="1"/>
+                  </wp:cNvGraphicFramePr>
+                  <a:graphic>
+                    <a:graphicData uri="http://schemas.openxmlformats.org/drawingml/2006/picture">
+                      <pic:pic>
+                        <pic:nvPicPr>
+                          <pic:cNvPr id="0" name="contact.png"/>
+                          <pic:cNvPicPr/>
+                        </pic:nvPicPr>
+                        <pic:blipFill>
+                          <a:blip r:embed="rId12"/>
+                          <a:stretch>
+                            <a:fillRect/>
+                          </a:stretch>
+                        </pic:blipFill>
+                        <pic:spPr>
+                          <a:xfrm>
+                            <a:off x="0" y="0"/>
+                            <a:ext cx="104400" cy="104400"/>
+                          </a:xfrm>
+                          <a:prstGeom prst="rect"/>
+                        </pic:spPr>
+                      </pic:pic>
+                    </a:graphicData>
+                  </a:graphic>
+                </wp:inline>
+              </w:drawing>
+            </w:r>
+            <w:r>
+              <w:rPr>
+                <w:rFonts w:ascii="Source Sans 3" w:hAnsi="Source Sans 3" w:eastAsia="Source Sans 3" w:cs="Source Sans 3"/>
+                <w:b w:val="0"/>
+                <w:i w:val="0"/>
+                <w:color w:val="173F4B"/>
+                <w:sz w:val="4"/>
+              </w:rPr>
+              <w:t xml:space="preserve">  </w:t>
+            </w:r>
+            <w:r>
+              <w:rPr>
+                <w:rFonts w:ascii="Source Sans 3" w:hAnsi="Source Sans 3" w:eastAsia="Source Sans 3" w:cs="Source Sans 3"/>
+                <w:b/>
+                <w:i w:val="0"/>
+                <w:color w:val="173F4B"/>
+                <w:sz w:val="17"/>
+                <w:spacing w:val="18"/>
+              </w:rPr>
+              <w:t>CONTACT</w:t>
+            </w:r>
+          </w:p>
+          <w:p>
+            <w:pPr>
+              <w:keepLines w:val="0"/>
+              <w:spacing w:before="8" w:after="60" w:line="240" w:lineRule="auto"/>
+              <w:ind w:right="482" w:left="680"/>
+              <w:pBdr>
+                <w:bottom w:val="single" w:sz="5" w:space="0" w:color="8FA8B2"/>
+              </w:pBdr>
+            </w:pPr>
+            <w:r>
+              <w:rPr>
+                <w:rFonts w:ascii="Source Sans 3" w:hAnsi="Source Sans 3" w:eastAsia="Source Sans 3" w:cs="Source Sans 3"/>
+                <w:b w:val="0"/>
+                <w:i w:val="0"/>
+                <w:color w:val="173F4B"/>
+                <w:sz w:val="2"/>
+              </w:rPr>
+              <w:t xml:space="preserve"> </w:t>
+            </w:r>
+          </w:p>
+          <w:tbl>
+            <w:tblPr>
+              <w:tblW w:type="dxa" w:w="2636"/>
+              <w:jc w:val="left"/>
+              <w:tblLayout w:type="fixed"/>
+              <w:tblLook w:firstColumn="1" w:firstRow="1" w:lastColumn="0" w:lastRow="0" w:noHBand="0" w:noVBand="1" w:val="04A0"/>
+              <w:tblInd w:w="680" w:type="dxa"/>
+              <w:tblBorders>
+                <w:top w:val="nil"/>
+                <w:left w:val="nil"/>
+                <w:bottom w:val="nil"/>
+                <w:right w:val="nil"/>
+                <w:insideH w:val="nil"/>
+                <w:insideV w:val="nil"/>
+              </w:tblBorders>
+            </w:tblPr>
+            <w:tblGrid>
+              <w:gridCol w:w="2636"/>
+            </w:tblGrid>
+            <w:tr>
+              <w:trPr>
+                <w:cantSplit/>
+              </w:trPr>
+              <w:tc>
+                <w:tcPr>
+                  <w:tcW w:type="dxa" w:w="2636"/>
+                  <w:tcMar>
+                    <w:top w:w="0" w:type="dxa"/>
+                    <w:left w:w="0" w:type="dxa"/>
+                    <w:bottom w:w="48" w:type="dxa"/>
+                    <w:right w:w="0" w:type="dxa"/>
+                  </w:tcMar>
+                </w:tcPr>
+                <w:p>
+                  <w:pPr>
+                    <w:keepLines/>
+                    <w:spacing w:before="0" w:after="10" w:line="240" w:lineRule="auto"/>
+                  </w:pPr>
+                  <w:r>
+                    <w:rPr>
+                      <w:rFonts w:ascii="Source Sans 3" w:hAnsi="Source Sans 3" w:eastAsia="Source Sans 3" w:cs="Source Sans 3"/>
+                      <w:b/>
+                      <w:i w:val="0"/>
+                      <w:color w:val="364F59"/>
+                      <w:sz w:val="11"/>
+                      <w:spacing w:val="10"/>
+                    </w:rPr>
+                    <w:t>TÉLÉPHONE</w:t>
+                  </w:r>
+                </w:p>
+                <w:p>
+                  <w:pPr>
+                    <w:keepLines/>
+                    <w:spacing w:before="0" w:after="0" w:line="240" w:lineRule="auto"/>
+                  </w:pPr>
+                  <w:hyperlink r:id="rId13">
+                    <w:r>
+                      <w:rPr>
+                        <w:rFonts w:ascii="Source Sans 3" w:hAnsi="Source Sans 3" w:eastAsia="Source Sans 3" w:cs="Source Sans 3"/>
+                        <w:color w:val="1F414D"/>
+                        <w:sz w:val="15"/>
+                        <w:szCs w:val="15"/>
+                      </w:rPr>
+                      <w:t>+261 34 13 539 78</w:t>
+                    </w:r>
+                  </w:hyperlink>
+                </w:p>
+              </w:tc>
+            </w:tr>
+            <w:tr>
+              <w:trPr>
+                <w:cantSplit/>
+              </w:trPr>
+              <w:tc>
+                <w:tcPr>
+                  <w:tcW w:type="dxa" w:w="2636"/>
+                  <w:tcMar>
+                    <w:top w:w="0" w:type="dxa"/>
+                    <w:left w:w="0" w:type="dxa"/>
+                    <w:bottom w:w="48" w:type="dxa"/>
+                    <w:right w:w="0" w:type="dxa"/>
+                  </w:tcMar>
+                </w:tcPr>
+                <w:p>
+                  <w:pPr>
+                    <w:keepLines/>
+                    <w:spacing w:before="0" w:after="10" w:line="240" w:lineRule="auto"/>
+                  </w:pPr>
+                  <w:r>
+                    <w:rPr>
+                      <w:rFonts w:ascii="Source Sans 3" w:hAnsi="Source Sans 3" w:eastAsia="Source Sans 3" w:cs="Source Sans 3"/>
+                      <w:b/>
+                      <w:i w:val="0"/>
+                      <w:color w:val="364F59"/>
+                      <w:sz w:val="11"/>
+                      <w:spacing w:val="10"/>
+                    </w:rPr>
+                    <w:t>EMAIL</w:t>
+                  </w:r>
+                </w:p>
+                <w:p>
+                  <w:pPr>
+                    <w:keepLines/>
+                    <w:spacing w:before="0" w:after="0" w:line="240" w:lineRule="auto"/>
+                  </w:pPr>
+                  <w:hyperlink r:id="rId14">
+                    <w:r>
+                      <w:rPr>
+                        <w:rFonts w:ascii="Source Sans 3" w:hAnsi="Source Sans 3" w:eastAsia="Source Sans 3" w:cs="Source Sans 3"/>
+                        <w:color w:val="1F414D"/>
+                        <w:sz w:val="15"/>
+                        <w:szCs w:val="15"/>
+                      </w:rPr>
+                      <w:t>locktohang@gmail.com</w:t>
+                    </w:r>
+                  </w:hyperlink>
+                </w:p>
+              </w:tc>
+            </w:tr>
+            <w:tr>
+              <w:trPr>
+                <w:cantSplit/>
+              </w:trPr>
+              <w:tc>
+                <w:tcPr>
+                  <w:tcW w:type="dxa" w:w="2636"/>
+                  <w:tcMar>
+                    <w:top w:w="0" w:type="dxa"/>
+                    <w:left w:w="0" w:type="dxa"/>
+                    <w:bottom w:w="48" w:type="dxa"/>
+                    <w:right w:w="0" w:type="dxa"/>
+                  </w:tcMar>
+                </w:tcPr>
+                <w:p>
+                  <w:pPr>
+                    <w:keepLines/>
+                    <w:spacing w:before="0" w:after="10" w:line="240" w:lineRule="auto"/>
+                  </w:pPr>
+                  <w:r>
+                    <w:rPr>
+                      <w:rFonts w:ascii="Source Sans 3" w:hAnsi="Source Sans 3" w:eastAsia="Source Sans 3" w:cs="Source Sans 3"/>
+                      <w:b/>
+                      <w:i w:val="0"/>
+                      <w:color w:val="364F59"/>
+                      <w:sz w:val="11"/>
+                      <w:spacing w:val="10"/>
+                    </w:rPr>
+                    <w:t>LOCALISATION</w:t>
+                  </w:r>
+                </w:p>
+                <w:p>
+                  <w:pPr>
+                    <w:keepLines/>
+                    <w:spacing w:before="0" w:after="0" w:line="240" w:lineRule="auto"/>
+                  </w:pPr>
+                  <w:r>
+                    <w:rPr>
+                      <w:rFonts w:ascii="Source Sans 3" w:hAnsi="Source Sans 3" w:eastAsia="Source Sans 3" w:cs="Source Sans 3"/>
+                      <w:b w:val="0"/>
+                      <w:i w:val="0"/>
+                      <w:color w:val="1F414D"/>
+                      <w:sz w:val="14"/>
+                    </w:rPr>
+                    <w:t>Antananarivo, Madagascar</w:t>
+                  </w:r>
+                </w:p>
+              </w:tc>
+            </w:tr>
+            <w:tr>
+              <w:trPr>
+                <w:cantSplit/>
+              </w:trPr>
+              <w:tc>
+                <w:tcPr>
+                  <w:tcW w:type="dxa" w:w="2636"/>
+                  <w:tcMar>
+                    <w:top w:w="0" w:type="dxa"/>
+                    <w:left w:w="0" w:type="dxa"/>
+                    <w:bottom w:w="48" w:type="dxa"/>
+                    <w:right w:w="0" w:type="dxa"/>
+                  </w:tcMar>
+                </w:tcPr>
+                <w:p>
+                  <w:pPr>
+                    <w:keepLines/>
+                    <w:spacing w:before="0" w:after="10" w:line="240" w:lineRule="auto"/>
+                  </w:pPr>
+                  <w:r>
+                    <w:rPr>
+                      <w:rFonts w:ascii="Source Sans 3" w:hAnsi="Source Sans 3" w:eastAsia="Source Sans 3" w:cs="Source Sans 3"/>
+                      <w:b/>
+                      <w:i w:val="0"/>
+                      <w:color w:val="364F59"/>
+                      <w:sz w:val="11"/>
+                      <w:spacing w:val="10"/>
+                    </w:rPr>
+                    <w:t>LINKEDIN</w:t>
+                  </w:r>
+                </w:p>
+                <w:p>
+                  <w:pPr>
+                    <w:keepLines/>
+                    <w:spacing w:before="0" w:after="0" w:line="240" w:lineRule="auto"/>
+                  </w:pPr>
+                  <w:hyperlink r:id="rId15">
+                    <w:r>
+                      <w:rPr>
+                        <w:rFonts w:ascii="Source Sans 3" w:hAnsi="Source Sans 3" w:eastAsia="Source Sans 3" w:cs="Source Sans 3"/>
+                        <w:color w:val="1F414D"/>
+                        <w:sz w:val="15"/>
+                        <w:szCs w:val="15"/>
+                      </w:rPr>
+                      <w:t>linkedin.com/in/angelo-lock-to-hang</w:t>
+                    </w:r>
+                  </w:hyperlink>
+                </w:p>
+              </w:tc>
+            </w:tr>
+            <w:tr>
+              <w:trPr>
+                <w:cantSplit/>
+              </w:trPr>
+              <w:tc>
+                <w:tcPr>
+                  <w:tcW w:type="dxa" w:w="2636"/>
+                  <w:tcMar>
+                    <w:top w:w="0" w:type="dxa"/>
+                    <w:left w:w="0" w:type="dxa"/>
+                    <w:bottom w:w="48" w:type="dxa"/>
+                    <w:right w:w="0" w:type="dxa"/>
+                  </w:tcMar>
+                </w:tcPr>
+                <w:p>
+                  <w:pPr>
+                    <w:keepLines/>
+                    <w:spacing w:before="0" w:after="10" w:line="240" w:lineRule="auto"/>
+                  </w:pPr>
+                  <w:r>
+                    <w:rPr>
+                      <w:rFonts w:ascii="Source Sans 3" w:hAnsi="Source Sans 3" w:eastAsia="Source Sans 3" w:cs="Source Sans 3"/>
+                      <w:b/>
+                      <w:i w:val="0"/>
+                      <w:color w:val="364F59"/>
+                      <w:sz w:val="11"/>
+                      <w:spacing w:val="10"/>
+                    </w:rPr>
+                    <w:t>GITHUB</w:t>
+                  </w:r>
+                </w:p>
+                <w:p>
+                  <w:pPr>
+                    <w:keepLines/>
+                    <w:spacing w:before="0" w:after="0" w:line="240" w:lineRule="auto"/>
+                  </w:pPr>
+                  <w:hyperlink r:id="rId16">
+                    <w:r>
+                      <w:rPr>
+                        <w:rFonts w:ascii="Source Sans 3" w:hAnsi="Source Sans 3" w:eastAsia="Source Sans 3" w:cs="Source Sans 3"/>
+                        <w:color w:val="1F414D"/>
+                        <w:sz w:val="15"/>
+                        <w:szCs w:val="15"/>
+                      </w:rPr>
+                      <w:t>github.com/angelolockdev</w:t>
+                    </w:r>
+                  </w:hyperlink>
+                </w:p>
+              </w:tc>
+            </w:tr>
+          </w:tbl>
+          <w:p>
+            <w:pPr>
+              <w:spacing w:before="0" w:after="0" w:line="240" w:lineRule="auto"/>
+              <w:ind w:left="680" w:right="482"/>
+            </w:pPr>
+            <w:r>
+              <w:rPr>
+                <w:rFonts w:ascii="Source Sans 3" w:hAnsi="Source Sans 3" w:eastAsia="Source Sans 3" w:cs="Source Sans 3"/>
+                <w:b w:val="0"/>
+                <w:i w:val="0"/>
+                <w:color w:val="465E67"/>
+                <w:sz w:val="2"/>
+              </w:rPr>
+              <w:t xml:space="preserve"> </w:t>
+            </w:r>
+          </w:p>
+          <w:p>
+            <w:pPr>
+              <w:keepNext/>
+              <w:keepLines/>
+              <w:spacing w:before="64" w:after="0" w:line="240" w:lineRule="auto"/>
+              <w:ind w:left="680" w:right="482"/>
+            </w:pPr>
+            <w:r>
+              <w:drawing>
+                <wp:inline xmlns:a="http://schemas.openxmlformats.org/drawingml/2006/main" xmlns:pic="http://schemas.openxmlformats.org/drawingml/2006/picture">
+                  <wp:extent cx="104400" cy="104400"/>
+                  <wp:docPr id="4" name="Picture 4"/>
+                  <wp:cNvGraphicFramePr>
+                    <a:graphicFrameLocks noChangeAspect="1"/>
+                  </wp:cNvGraphicFramePr>
+                  <a:graphic>
+                    <a:graphicData uri="http://schemas.openxmlformats.org/drawingml/2006/picture">
+                      <pic:pic>
+                        <pic:nvPicPr>
+                          <pic:cNvPr id="0" name="skills.png"/>
+                          <pic:cNvPicPr/>
+                        </pic:nvPicPr>
+                        <pic:blipFill>
+                          <a:blip r:embed="rId17"/>
+                          <a:stretch>
+                            <a:fillRect/>
+                          </a:stretch>
+                        </pic:blipFill>
+                        <pic:spPr>
+                          <a:xfrm>
+                            <a:off x="0" y="0"/>
+                            <a:ext cx="104400" cy="104400"/>
+                          </a:xfrm>
+                          <a:prstGeom prst="rect"/>
+                        </pic:spPr>
+                      </pic:pic>
+                    </a:graphicData>
+                  </a:graphic>
+                </wp:inline>
+              </w:drawing>
+            </w:r>
+            <w:r>
+              <w:rPr>
+                <w:rFonts w:ascii="Source Sans 3" w:hAnsi="Source Sans 3" w:eastAsia="Source Sans 3" w:cs="Source Sans 3"/>
+                <w:b w:val="0"/>
+                <w:i w:val="0"/>
+                <w:color w:val="173F4B"/>
+                <w:sz w:val="4"/>
+              </w:rPr>
+              <w:t xml:space="preserve">  </w:t>
+            </w:r>
+            <w:r>
+              <w:rPr>
+                <w:rFonts w:ascii="Source Sans 3" w:hAnsi="Source Sans 3" w:eastAsia="Source Sans 3" w:cs="Source Sans 3"/>
+                <w:b/>
+                <w:i w:val="0"/>
+                <w:color w:val="173F4B"/>
+                <w:sz w:val="17"/>
+                <w:spacing w:val="18"/>
+              </w:rPr>
+              <w:t>COMPÉTENCES</w:t>
+            </w:r>
+          </w:p>
+          <w:p>
+            <w:pPr>
+              <w:keepLines w:val="0"/>
+              <w:spacing w:before="8" w:after="64" w:line="240" w:lineRule="auto"/>
+              <w:ind w:right="482" w:left="680"/>
+              <w:pBdr>
+                <w:bottom w:val="single" w:sz="5" w:space="0" w:color="8FA8B2"/>
+              </w:pBdr>
+            </w:pPr>
+            <w:r>
+              <w:rPr>
+                <w:rFonts w:ascii="Source Sans 3" w:hAnsi="Source Sans 3" w:eastAsia="Source Sans 3" w:cs="Source Sans 3"/>
+                <w:b w:val="0"/>
+                <w:i w:val="0"/>
+                <w:color w:val="173F4B"/>
+                <w:sz w:val="2"/>
+              </w:rPr>
+              <w:t xml:space="preserve"> </w:t>
+            </w:r>
+          </w:p>
+          <w:p>
+            <w:pPr>
+              <w:keepNext/>
+              <w:keepLines/>
+              <w:spacing w:before="0" w:after="4" w:line="240" w:lineRule="auto"/>
+              <w:ind w:left="680" w:right="482"/>
+            </w:pPr>
+            <w:r>
+              <w:rPr>
+                <w:rFonts w:ascii="Source Sans 3" w:hAnsi="Source Sans 3" w:eastAsia="Source Sans 3" w:cs="Source Sans 3"/>
+                <w:b/>
+                <w:i w:val="0"/>
+                <w:color w:val="173F4B"/>
+                <w:sz w:val="15"/>
+              </w:rPr>
+              <w:t>PHP &amp; Back-end</w:t>
+            </w:r>
+          </w:p>
+          <w:p>
+            <w:pPr>
+              <w:keepLines/>
+              <w:spacing w:before="0" w:after="84" w:line="240" w:lineRule="auto"/>
+              <w:ind w:left="680" w:right="482"/>
+            </w:pPr>
+            <w:r>
+              <w:rPr>
+                <w:rFonts w:ascii="Source Sans 3" w:hAnsi="Source Sans 3" w:eastAsia="Source Sans 3" w:cs="Source Sans 3"/>
+                <w:b w:val="0"/>
+                <w:i w:val="0"/>
+                <w:color w:val="1F414D"/>
+                <w:sz w:val="14"/>
+              </w:rPr>
+              <w:t>PHP · Laravel · Symfony · REST API · WordPress</w:t>
+            </w:r>
+          </w:p>
+          <w:p>
+            <w:pPr>
+              <w:keepNext/>
+              <w:keepLines/>
+              <w:spacing w:before="0" w:after="4" w:line="240" w:lineRule="auto"/>
+              <w:ind w:left="680" w:right="482"/>
+            </w:pPr>
+            <w:r>
+              <w:rPr>
+                <w:rFonts w:ascii="Source Sans 3" w:hAnsi="Source Sans 3" w:eastAsia="Source Sans 3" w:cs="Source Sans 3"/>
+                <w:b/>
+                <w:i w:val="0"/>
+                <w:color w:val="173F4B"/>
+                <w:sz w:val="15"/>
+              </w:rPr>
+              <w:t>Données</w:t>
+            </w:r>
+          </w:p>
+          <w:p>
+            <w:pPr>
+              <w:keepLines/>
+              <w:spacing w:before="0" w:after="84" w:line="240" w:lineRule="auto"/>
+              <w:ind w:left="680" w:right="482"/>
+            </w:pPr>
+            <w:r>
+              <w:rPr>
+                <w:rFonts w:ascii="Source Sans 3" w:hAnsi="Source Sans 3" w:eastAsia="Source Sans 3" w:cs="Source Sans 3"/>
+                <w:b w:val="0"/>
+                <w:i w:val="0"/>
+                <w:color w:val="1F414D"/>
+                <w:sz w:val="14"/>
+              </w:rPr>
+              <w:t>MySQL · PostgreSQL · PL/SQL · Redis · Supabase</w:t>
+            </w:r>
+          </w:p>
+          <w:p>
+            <w:pPr>
+              <w:keepNext/>
+              <w:keepLines/>
+              <w:spacing w:before="0" w:after="4" w:line="240" w:lineRule="auto"/>
+              <w:ind w:left="680" w:right="482"/>
+            </w:pPr>
+            <w:r>
+              <w:rPr>
+                <w:rFonts w:ascii="Source Sans 3" w:hAnsi="Source Sans 3" w:eastAsia="Source Sans 3" w:cs="Source Sans 3"/>
+                <w:b/>
+                <w:i w:val="0"/>
+                <w:color w:val="173F4B"/>
+                <w:sz w:val="15"/>
+              </w:rPr>
+              <w:t>IA appliquée</w:t>
+            </w:r>
+          </w:p>
+          <w:p>
+            <w:pPr>
+              <w:keepLines/>
+              <w:spacing w:before="0" w:after="84" w:line="240" w:lineRule="auto"/>
+              <w:ind w:left="680" w:right="482"/>
+            </w:pPr>
+            <w:r>
+              <w:rPr>
+                <w:rFonts w:ascii="Source Sans 3" w:hAnsi="Source Sans 3" w:eastAsia="Source Sans 3" w:cs="Source Sans 3"/>
+                <w:b w:val="0"/>
+                <w:i w:val="0"/>
+                <w:color w:val="1F414D"/>
+                <w:sz w:val="14"/>
+              </w:rPr>
+              <w:t>RAG · Recherche vectorielle · Agents IA · LLM</w:t>
+            </w:r>
+          </w:p>
+          <w:p>
+            <w:pPr>
+              <w:keepNext/>
+              <w:keepLines/>
+              <w:spacing w:before="0" w:after="4" w:line="240" w:lineRule="auto"/>
+              <w:ind w:left="680" w:right="482"/>
+            </w:pPr>
+            <w:r>
+              <w:rPr>
+                <w:rFonts w:ascii="Source Sans 3" w:hAnsi="Source Sans 3" w:eastAsia="Source Sans 3" w:cs="Source Sans 3"/>
+                <w:b/>
+                <w:i w:val="0"/>
+                <w:color w:val="173F4B"/>
+                <w:sz w:val="15"/>
+              </w:rPr>
+              <w:t>Qualité &amp; architecture</w:t>
+            </w:r>
+          </w:p>
+          <w:p>
+            <w:pPr>
+              <w:keepLines/>
+              <w:spacing w:before="0" w:after="84" w:line="240" w:lineRule="auto"/>
+              <w:ind w:left="680" w:right="482"/>
+            </w:pPr>
+            <w:r>
+              <w:rPr>
+                <w:rFonts w:ascii="Source Sans 3" w:hAnsi="Source Sans 3" w:eastAsia="Source Sans 3" w:cs="Source Sans 3"/>
+                <w:b w:val="0"/>
+                <w:i w:val="0"/>
+                <w:color w:val="1F414D"/>
+                <w:sz w:val="14"/>
+              </w:rPr>
+              <w:t>Tests unitaires · Tests fonctionnels · Clean Architecture · Sécurité applicative</w:t>
+            </w:r>
+          </w:p>
+          <w:p>
+            <w:pPr>
+              <w:keepNext/>
+              <w:keepLines/>
+              <w:spacing w:before="0" w:after="4" w:line="240" w:lineRule="auto"/>
+              <w:ind w:left="680" w:right="482"/>
+            </w:pPr>
+            <w:r>
+              <w:rPr>
+                <w:rFonts w:ascii="Source Sans 3" w:hAnsi="Source Sans 3" w:eastAsia="Source Sans 3" w:cs="Source Sans 3"/>
+                <w:b/>
+                <w:i w:val="0"/>
+                <w:color w:val="173F4B"/>
+                <w:sz w:val="15"/>
+              </w:rPr>
+              <w:t>DevOps &amp; livraison</w:t>
+            </w:r>
+          </w:p>
+          <w:p>
+            <w:pPr>
+              <w:keepLines/>
+              <w:spacing w:before="0" w:after="84" w:line="240" w:lineRule="auto"/>
+              <w:ind w:left="680" w:right="482"/>
+            </w:pPr>
+            <w:r>
+              <w:rPr>
+                <w:rFonts w:ascii="Source Sans 3" w:hAnsi="Source Sans 3" w:eastAsia="Source Sans 3" w:cs="Source Sans 3"/>
+                <w:b w:val="0"/>
+                <w:i w:val="0"/>
+                <w:color w:val="1F414D"/>
+                <w:sz w:val="14"/>
+              </w:rPr>
+              <w:t>Docker · GitHub Actions · Bitbucket Pipelines · CI/CD · Linux</w:t>
+            </w:r>
+          </w:p>
+          <w:p>
+            <w:pPr>
+              <w:keepNext/>
+              <w:keepLines/>
+              <w:spacing w:before="0" w:after="4" w:line="240" w:lineRule="auto"/>
+              <w:ind w:left="680" w:right="482"/>
+            </w:pPr>
+            <w:r>
+              <w:rPr>
+                <w:rFonts w:ascii="Source Sans 3" w:hAnsi="Source Sans 3" w:eastAsia="Source Sans 3" w:cs="Source Sans 3"/>
+                <w:b/>
+                <w:i w:val="0"/>
+                <w:color w:val="173F4B"/>
+                <w:sz w:val="15"/>
+              </w:rPr>
+              <w:t>Complémentaires</w:t>
+            </w:r>
+          </w:p>
+          <w:p>
+            <w:pPr>
+              <w:keepLines/>
+              <w:spacing w:before="0" w:after="84" w:line="240" w:lineRule="auto"/>
+              <w:ind w:left="680" w:right="482"/>
+            </w:pPr>
+            <w:r>
+              <w:rPr>
+                <w:rFonts w:ascii="Source Sans 3" w:hAnsi="Source Sans 3" w:eastAsia="Source Sans 3" w:cs="Source Sans 3"/>
+                <w:b w:val="0"/>
+                <w:i w:val="0"/>
+                <w:color w:val="1F414D"/>
+                <w:sz w:val="14"/>
+              </w:rPr>
+              <w:t>Python · TypeScript · Flutter</w:t>
+            </w:r>
+          </w:p>
+          <w:p>
+            <w:pPr>
+              <w:keepNext/>
+              <w:keepLines/>
+              <w:spacing w:before="0" w:after="4" w:line="240" w:lineRule="auto"/>
+              <w:ind w:left="680" w:right="482"/>
+            </w:pPr>
+            <w:r>
+              <w:rPr>
+                <w:rFonts w:ascii="Source Sans 3" w:hAnsi="Source Sans 3" w:eastAsia="Source Sans 3" w:cs="Source Sans 3"/>
+                <w:b/>
+                <w:i w:val="0"/>
+                <w:color w:val="173F4B"/>
+                <w:sz w:val="15"/>
+              </w:rPr>
+              <w:t>Méthodes</w:t>
+            </w:r>
+          </w:p>
+          <w:p>
+            <w:pPr>
+              <w:keepLines/>
+              <w:spacing w:before="0" w:after="84" w:line="240" w:lineRule="auto"/>
+              <w:ind w:left="680" w:right="482"/>
+            </w:pPr>
+            <w:r>
+              <w:rPr>
+                <w:rFonts w:ascii="Source Sans 3" w:hAnsi="Source Sans 3" w:eastAsia="Source Sans 3" w:cs="Source Sans 3"/>
+                <w:b w:val="0"/>
+                <w:i w:val="0"/>
+                <w:color w:val="1F414D"/>
+                <w:sz w:val="14"/>
+              </w:rPr>
+              <w:t>Agile / Scrum · Travail en équipe</w:t>
+            </w:r>
+          </w:p>
+          <w:p>
+            <w:pPr>
+              <w:keepNext/>
+              <w:keepLines/>
+              <w:spacing w:before="44" w:after="0" w:line="240" w:lineRule="auto"/>
+              <w:ind w:left="680" w:right="482"/>
+            </w:pPr>
+            <w:r>
+              <w:drawing>
+                <wp:inline xmlns:a="http://schemas.openxmlformats.org/drawingml/2006/main" xmlns:pic="http://schemas.openxmlformats.org/drawingml/2006/picture">
+                  <wp:extent cx="104400" cy="104400"/>
+                  <wp:docPr id="5" name="Picture 5"/>
+                  <wp:cNvGraphicFramePr>
+                    <a:graphicFrameLocks noChangeAspect="1"/>
+                  </wp:cNvGraphicFramePr>
+                  <a:graphic>
+                    <a:graphicData uri="http://schemas.openxmlformats.org/drawingml/2006/picture">
+                      <pic:pic>
+                        <pic:nvPicPr>
+                          <pic:cNvPr id="0" name="languages.png"/>
+                          <pic:cNvPicPr/>
+                        </pic:nvPicPr>
+                        <pic:blipFill>
+                          <a:blip r:embed="rId18"/>
+                          <a:stretch>
+                            <a:fillRect/>
+                          </a:stretch>
+                        </pic:blipFill>
+                        <pic:spPr>
+                          <a:xfrm>
+                            <a:off x="0" y="0"/>
+                            <a:ext cx="104400" cy="104400"/>
+                          </a:xfrm>
+                          <a:prstGeom prst="rect"/>
+                        </pic:spPr>
+                      </pic:pic>
+                    </a:graphicData>
+                  </a:graphic>
+                </wp:inline>
+              </w:drawing>
+            </w:r>
+            <w:r>
+              <w:rPr>
+                <w:rFonts w:ascii="Source Sans 3" w:hAnsi="Source Sans 3" w:eastAsia="Source Sans 3" w:cs="Source Sans 3"/>
+                <w:b w:val="0"/>
+                <w:i w:val="0"/>
+                <w:color w:val="173F4B"/>
+                <w:sz w:val="4"/>
+              </w:rPr>
+              <w:t xml:space="preserve">  </w:t>
+            </w:r>
+            <w:r>
+              <w:rPr>
+                <w:rFonts w:ascii="Source Sans 3" w:hAnsi="Source Sans 3" w:eastAsia="Source Sans 3" w:cs="Source Sans 3"/>
+                <w:b/>
+                <w:i w:val="0"/>
+                <w:color w:val="173F4B"/>
+                <w:sz w:val="17"/>
+                <w:spacing w:val="18"/>
+              </w:rPr>
+              <w:t>LANGUES</w:t>
+            </w:r>
+          </w:p>
+          <w:p>
+            <w:pPr>
+              <w:keepLines w:val="0"/>
+              <w:spacing w:before="8" w:after="56" w:line="240" w:lineRule="auto"/>
+              <w:ind w:right="482" w:left="680"/>
+              <w:pBdr>
+                <w:bottom w:val="single" w:sz="5" w:space="0" w:color="8FA8B2"/>
+              </w:pBdr>
+            </w:pPr>
+            <w:r>
+              <w:rPr>
+                <w:rFonts w:ascii="Source Sans 3" w:hAnsi="Source Sans 3" w:eastAsia="Source Sans 3" w:cs="Source Sans 3"/>
+                <w:b w:val="0"/>
+                <w:i w:val="0"/>
+                <w:color w:val="173F4B"/>
+                <w:sz w:val="2"/>
+              </w:rPr>
+              <w:t xml:space="preserve"> </w:t>
+            </w:r>
+          </w:p>
+          <w:tbl>
+            <w:tblPr>
+              <w:tblW w:type="dxa" w:w="2636"/>
+              <w:jc w:val="left"/>
+              <w:tblLayout w:type="fixed"/>
+              <w:tblLook w:firstColumn="1" w:firstRow="1" w:lastColumn="0" w:lastRow="0" w:noHBand="0" w:noVBand="1" w:val="04A0"/>
+              <w:tblInd w:w="680" w:type="dxa"/>
+              <w:tblBorders>
+                <w:top w:val="nil"/>
+                <w:left w:val="nil"/>
+                <w:bottom w:val="nil"/>
+                <w:right w:val="nil"/>
+                <w:insideH w:val="nil"/>
+                <w:insideV w:val="nil"/>
+              </w:tblBorders>
+            </w:tblPr>
+            <w:tblGrid>
+              <w:gridCol w:w="1247"/>
+              <w:gridCol w:w="1389"/>
+            </w:tblGrid>
+            <w:tr>
+              <w:trPr>
+                <w:cantSplit/>
+              </w:trPr>
+              <w:tc>
+                <w:tcPr>
+                  <w:tcW w:type="dxa" w:w="1247"/>
+                  <w:tcMar>
+                    <w:top w:w="0" w:type="dxa"/>
+                    <w:left w:w="0" w:type="dxa"/>
+                    <w:bottom w:w="24" w:type="dxa"/>
+                    <w:right w:w="0" w:type="dxa"/>
+                  </w:tcMar>
+                </w:tcPr>
+                <w:p>
+                  <w:pPr>
+                    <w:keepLines w:val="0"/>
+                    <w:spacing w:before="0" w:after="0" w:line="240" w:lineRule="auto"/>
+                  </w:pPr>
+                  <w:r>
+                    <w:rPr>
+                      <w:rFonts w:ascii="Source Sans 3" w:hAnsi="Source Sans 3" w:eastAsia="Source Sans 3" w:cs="Source Sans 3"/>
+                      <w:b/>
+                      <w:i w:val="0"/>
+                      <w:color w:val="173F4B"/>
+                      <w:sz w:val="14"/>
+                    </w:rPr>
+                    <w:t>Français</w:t>
+                  </w:r>
+                </w:p>
+              </w:tc>
+              <w:tc>
+                <w:tcPr>
+                  <w:tcW w:type="dxa" w:w="1389"/>
+                  <w:tcMar>
+                    <w:top w:w="0" w:type="dxa"/>
+                    <w:left w:w="0" w:type="dxa"/>
+                    <w:bottom w:w="24" w:type="dxa"/>
+                    <w:right w:w="0" w:type="dxa"/>
+                  </w:tcMar>
+                </w:tcPr>
+                <w:p>
+                  <w:pPr>
+                    <w:keepLines w:val="0"/>
+                    <w:spacing w:before="0" w:after="0" w:line="240" w:lineRule="auto"/>
+                    <w:jc w:val="right"/>
+                  </w:pPr>
+                  <w:r>
+                    <w:rPr>
+                      <w:rFonts w:ascii="Source Sans 3" w:hAnsi="Source Sans 3" w:eastAsia="Source Sans 3" w:cs="Source Sans 3"/>
+                      <w:b w:val="0"/>
+                      <w:i w:val="0"/>
+                      <w:color w:val="364F59"/>
+                      <w:sz w:val="14"/>
+                    </w:rPr>
+                    <w:t>C1 - Compétent</w:t>
+                  </w:r>
+                </w:p>
+              </w:tc>
+            </w:tr>
+            <w:tr>
+              <w:trPr>
+                <w:cantSplit/>
+              </w:trPr>
+              <w:tc>
+                <w:tcPr>
+                  <w:tcW w:type="dxa" w:w="1247"/>
+                  <w:tcMar>
+                    <w:top w:w="0" w:type="dxa"/>
+                    <w:left w:w="0" w:type="dxa"/>
+                    <w:bottom w:w="24" w:type="dxa"/>
+                    <w:right w:w="0" w:type="dxa"/>
+                  </w:tcMar>
+                </w:tcPr>
+                <w:p>
+                  <w:pPr>
+                    <w:keepLines w:val="0"/>
+                    <w:spacing w:before="0" w:after="0" w:line="240" w:lineRule="auto"/>
+                  </w:pPr>
+                  <w:r>
+                    <w:rPr>
+                      <w:rFonts w:ascii="Source Sans 3" w:hAnsi="Source Sans 3" w:eastAsia="Source Sans 3" w:cs="Source Sans 3"/>
+                      <w:b/>
+                      <w:i w:val="0"/>
+                      <w:color w:val="173F4B"/>
+                      <w:sz w:val="14"/>
+                    </w:rPr>
+                    <w:t>Anglais</w:t>
+                  </w:r>
+                </w:p>
+              </w:tc>
+              <w:tc>
+                <w:tcPr>
+                  <w:tcW w:type="dxa" w:w="1389"/>
+                  <w:tcMar>
+                    <w:top w:w="0" w:type="dxa"/>
+                    <w:left w:w="0" w:type="dxa"/>
+                    <w:bottom w:w="24" w:type="dxa"/>
+                    <w:right w:w="0" w:type="dxa"/>
+                  </w:tcMar>
+                </w:tcPr>
+                <w:p>
+                  <w:pPr>
+                    <w:keepLines w:val="0"/>
+                    <w:spacing w:before="0" w:after="0" w:line="240" w:lineRule="auto"/>
+                    <w:jc w:val="right"/>
+                  </w:pPr>
+                  <w:r>
+                    <w:rPr>
+                      <w:rFonts w:ascii="Source Sans 3" w:hAnsi="Source Sans 3" w:eastAsia="Source Sans 3" w:cs="Source Sans 3"/>
+                      <w:b w:val="0"/>
+                      <w:i w:val="0"/>
+                      <w:color w:val="364F59"/>
+                      <w:sz w:val="14"/>
+                    </w:rPr>
+                    <w:t>B1 - Intermédiaire</w:t>
+                  </w:r>
+                </w:p>
+              </w:tc>
+            </w:tr>
+            <w:tr>
+              <w:trPr>
+                <w:cantSplit/>
+              </w:trPr>
+              <w:tc>
+                <w:tcPr>
+                  <w:tcW w:type="dxa" w:w="1247"/>
+                  <w:tcMar>
+                    <w:top w:w="0" w:type="dxa"/>
+                    <w:left w:w="0" w:type="dxa"/>
+                    <w:bottom w:w="24" w:type="dxa"/>
+                    <w:right w:w="0" w:type="dxa"/>
+                  </w:tcMar>
+                </w:tcPr>
+                <w:p>
+                  <w:pPr>
+                    <w:keepLines w:val="0"/>
+                    <w:spacing w:before="0" w:after="0" w:line="240" w:lineRule="auto"/>
+                  </w:pPr>
+                  <w:r>
+                    <w:rPr>
+                      <w:rFonts w:ascii="Source Sans 3" w:hAnsi="Source Sans 3" w:eastAsia="Source Sans 3" w:cs="Source Sans 3"/>
+                      <w:b/>
+                      <w:i w:val="0"/>
+                      <w:color w:val="173F4B"/>
+                      <w:sz w:val="14"/>
+                    </w:rPr>
+                    <w:t>Malagasy</w:t>
+                  </w:r>
+                </w:p>
+              </w:tc>
+              <w:tc>
+                <w:tcPr>
+                  <w:tcW w:type="dxa" w:w="1389"/>
+                  <w:tcMar>
+                    <w:top w:w="0" w:type="dxa"/>
+                    <w:left w:w="0" w:type="dxa"/>
+                    <w:bottom w:w="24" w:type="dxa"/>
+                    <w:right w:w="0" w:type="dxa"/>
+                  </w:tcMar>
+                </w:tcPr>
+                <w:p>
+                  <w:pPr>
+                    <w:keepLines w:val="0"/>
+                    <w:spacing w:before="0" w:after="0" w:line="240" w:lineRule="auto"/>
+                    <w:jc w:val="right"/>
+                  </w:pPr>
+                  <w:r>
+                    <w:rPr>
+                      <w:rFonts w:ascii="Source Sans 3" w:hAnsi="Source Sans 3" w:eastAsia="Source Sans 3" w:cs="Source Sans 3"/>
+                      <w:b w:val="0"/>
+                      <w:i w:val="0"/>
+                      <w:color w:val="364F59"/>
+                      <w:sz w:val="14"/>
+                    </w:rPr>
+                    <w:t>Natif</w:t>
+                  </w:r>
+                </w:p>
+              </w:tc>
+            </w:tr>
+          </w:tbl>
+          <w:p>
+            <w:pPr>
+              <w:spacing w:before="0" w:after="0" w:line="240" w:lineRule="auto"/>
+              <w:ind w:left="680" w:right="482"/>
+            </w:pPr>
+            <w:r>
+              <w:rPr>
+                <w:rFonts w:ascii="Source Sans 3" w:hAnsi="Source Sans 3" w:eastAsia="Source Sans 3" w:cs="Source Sans 3"/>
+                <w:b w:val="0"/>
+                <w:i w:val="0"/>
+                <w:color w:val="465E67"/>
+                <w:sz w:val="2"/>
+              </w:rPr>
+              <w:t xml:space="preserve"> </w:t>
+            </w:r>
+          </w:p>
+        </w:tc>
+        <w:tc>
+          <w:tcPr>
+            <w:tcW w:type="dxa" w:w="8107"/>
+            <w:vAlign w:val="top"/>
+            <w:shd w:val="clear" w:color="auto" w:fill="F4F4F4"/>
+            <w:tcMar>
+              <w:top w:w="540" w:type="dxa"/>
+              <w:left w:w="0" w:type="dxa"/>
+              <w:bottom w:w="470" w:type="dxa"/>
+              <w:right w:w="0" w:type="dxa"/>
+            </w:tcMar>
+          </w:tcPr>
+          <w:p>
+            <w:pPr>
+              <w:keepLines w:val="0"/>
+              <w:spacing w:before="0" w:after="60" w:line="240" w:lineRule="auto"/>
+              <w:ind w:left="680" w:right="737"/>
+            </w:pPr>
+            <w:r>
+              <w:rPr>
+                <w:rFonts w:ascii="Source Sans 3" w:hAnsi="Source Sans 3" w:eastAsia="Source Sans 3" w:cs="Source Sans 3"/>
+                <w:b w:val="0"/>
+                <w:i w:val="0"/>
+                <w:color w:val="2A4650"/>
+                <w:sz w:val="15"/>
+                <w:spacing w:val="18"/>
+              </w:rPr>
+              <w:t>FULLSTACK · PHP / LARAVEL · IA APPLIQUÉE</w:t>
+            </w:r>
+          </w:p>
+          <w:p>
+            <w:pPr>
+              <w:keepLines w:val="0"/>
+              <w:spacing w:before="0" w:after="40" w:line="240" w:lineRule="auto"/>
+              <w:ind w:left="680" w:right="737"/>
+            </w:pPr>
+            <w:r>
+              <w:rPr>
+                <w:rFonts w:ascii="Source Serif 4" w:hAnsi="Source Serif 4" w:eastAsia="Source Serif 4" w:cs="Source Serif 4"/>
+                <w:b w:val="0"/>
+                <w:i w:val="0"/>
+                <w:color w:val="173F4B"/>
+                <w:sz w:val="53"/>
+              </w:rPr>
+              <w:t>Angelo Lock To Hang</w:t>
+            </w:r>
+          </w:p>
+          <w:p>
+            <w:pPr>
+              <w:keepLines w:val="0"/>
+              <w:spacing w:before="0" w:after="50" w:line="240" w:lineRule="auto"/>
+              <w:ind w:left="680" w:right="737"/>
+            </w:pPr>
+            <w:r>
+              <w:rPr>
+                <w:rFonts w:ascii="Source Sans 3" w:hAnsi="Source Sans 3" w:eastAsia="Source Sans 3" w:cs="Source Sans 3"/>
+                <w:b/>
+                <w:i w:val="0"/>
+                <w:color w:val="173F4B"/>
+                <w:sz w:val="19"/>
+              </w:rPr>
+              <w:t>Développeur Fullstack PHP/Laravel &amp; Ingénieur IA</w:t>
+            </w:r>
+          </w:p>
+          <w:p>
+            <w:pPr>
+              <w:keepLines w:val="0"/>
+              <w:spacing w:before="12" w:after="70" w:line="240" w:lineRule="auto"/>
+              <w:ind w:right="6690" w:left="680"/>
+              <w:pBdr>
+                <w:bottom w:val="single" w:sz="5" w:space="0" w:color="173F4B"/>
+              </w:pBdr>
+            </w:pPr>
+            <w:r>
+              <w:rPr>
+                <w:rFonts w:ascii="Source Sans 3" w:hAnsi="Source Sans 3" w:eastAsia="Source Sans 3" w:cs="Source Sans 3"/>
+                <w:b w:val="0"/>
+                <w:i w:val="0"/>
+                <w:color w:val="173F4B"/>
+                <w:sz w:val="2"/>
+              </w:rPr>
+              <w:t xml:space="preserve"> </w:t>
+            </w:r>
+          </w:p>
+          <w:p>
+            <w:pPr>
+              <w:keepLines/>
+              <w:spacing w:before="0" w:after="0" w:line="259" w:lineRule="auto"/>
+              <w:ind w:left="680" w:right="737"/>
+            </w:pPr>
+            <w:r>
+              <w:rPr>
+                <w:rFonts w:ascii="Source Sans 3" w:hAnsi="Source Sans 3" w:eastAsia="Source Sans 3" w:cs="Source Sans 3"/>
+                <w:b w:val="0"/>
+                <w:i w:val="0"/>
+                <w:color w:val="2A4650"/>
+                <w:sz w:val="16"/>
+              </w:rPr>
+              <w:t>Développeur Fullstack avec plus de 6 ans d'expérience en PHP, Laravel et Symfony. Conçoit des applications web, API et plateformes intégrant RAG et agents IA. Plus de 50 projets livrés avec une attention constante portée à l'architecture, la sécurité, les tests et la fiabilité des déploiements.</w:t>
+            </w:r>
+          </w:p>
+        </w:tc>
+      </w:tr>
+      <w:tr>
+        <w:trPr>
+          <w:trHeight w:val="11792" w:hRule="exact"/>
+        </w:trPr>
+        <w:tc>
+          <w:tcPr>
+            <w:tcW w:type="dxa" w:w="3798"/>
+            <w:vMerge/>
+          </w:tcPr>
+          <w:p/>
+        </w:tc>
+        <w:tc>
+          <w:tcPr>
+            <w:tcW w:type="dxa" w:w="8107"/>
+            <w:vAlign w:val="top"/>
+            <w:shd w:val="clear" w:color="auto" w:fill="FFFFFF"/>
+            <w:tcMar>
+              <w:top w:w="540" w:type="dxa"/>
+              <w:left w:w="0" w:type="dxa"/>
+              <w:bottom w:w="482" w:type="dxa"/>
+              <w:right w:w="0" w:type="dxa"/>
+            </w:tcMar>
+          </w:tcPr>
+          <w:p>
+            <w:pPr>
+              <w:keepNext/>
+              <w:keepLines/>
+              <w:spacing w:before="0" w:after="0" w:line="240" w:lineRule="auto"/>
+              <w:ind w:left="680" w:right="737"/>
+            </w:pPr>
+            <w:r>
+              <w:drawing>
+                <wp:inline xmlns:a="http://schemas.openxmlformats.org/drawingml/2006/main" xmlns:pic="http://schemas.openxmlformats.org/drawingml/2006/picture">
+                  <wp:extent cx="104400" cy="104400"/>
+                  <wp:docPr id="6" name="Picture 6"/>
+                  <wp:cNvGraphicFramePr>
+                    <a:graphicFrameLocks noChangeAspect="1"/>
+                  </wp:cNvGraphicFramePr>
+                  <a:graphic>
+                    <a:graphicData uri="http://schemas.openxmlformats.org/drawingml/2006/picture">
+                      <pic:pic>
+                        <pic:nvPicPr>
+                          <pic:cNvPr id="0" name="experience.png"/>
+                          <pic:cNvPicPr/>
+                        </pic:nvPicPr>
+                        <pic:blipFill>
+                          <a:blip r:embed="rId19"/>
+                          <a:stretch>
+                            <a:fillRect/>
+                          </a:stretch>
+                        </pic:blipFill>
+                        <pic:spPr>
+                          <a:xfrm>
+                            <a:off x="0" y="0"/>
+                            <a:ext cx="104400" cy="104400"/>
+                          </a:xfrm>
+                          <a:prstGeom prst="rect"/>
+                        </pic:spPr>
+                      </pic:pic>
+                    </a:graphicData>
+                  </a:graphic>
+                </wp:inline>
+              </w:drawing>
+            </w:r>
+            <w:r>
+              <w:rPr>
+                <w:rFonts w:ascii="Source Sans 3" w:hAnsi="Source Sans 3" w:eastAsia="Source Sans 3" w:cs="Source Sans 3"/>
+                <w:b w:val="0"/>
+                <w:i w:val="0"/>
+                <w:color w:val="173F4B"/>
+                <w:sz w:val="4"/>
+              </w:rPr>
+              <w:t xml:space="preserve">  </w:t>
+            </w:r>
+            <w:r>
+              <w:rPr>
+                <w:rFonts w:ascii="Source Sans 3" w:hAnsi="Source Sans 3" w:eastAsia="Source Sans 3" w:cs="Source Sans 3"/>
+                <w:b/>
+                <w:i w:val="0"/>
+                <w:color w:val="173F4B"/>
+                <w:sz w:val="17"/>
+                <w:spacing w:val="18"/>
+              </w:rPr>
+              <w:t>EXPÉRIENCE PROFESSIONNELLE</w:t>
+            </w:r>
+          </w:p>
+          <w:p>
+            <w:pPr>
+              <w:keepLines w:val="0"/>
+              <w:spacing w:before="8" w:after="88" w:line="240" w:lineRule="auto"/>
+              <w:ind w:right="737" w:left="680"/>
+              <w:pBdr>
+                <w:bottom w:val="single" w:sz="5" w:space="0" w:color="8FA8B2"/>
+              </w:pBdr>
+            </w:pPr>
+            <w:r>
+              <w:rPr>
+                <w:rFonts w:ascii="Source Sans 3" w:hAnsi="Source Sans 3" w:eastAsia="Source Sans 3" w:cs="Source Sans 3"/>
+                <w:b w:val="0"/>
+                <w:i w:val="0"/>
+                <w:color w:val="173F4B"/>
+                <w:sz w:val="2"/>
+              </w:rPr>
+              <w:t xml:space="preserve"> </w:t>
+            </w:r>
+          </w:p>
+          <w:tbl>
+            <w:tblPr>
+              <w:tblW w:type="dxa" w:w="6690"/>
+              <w:jc w:val="left"/>
+              <w:tblLayout w:type="fixed"/>
+              <w:tblLook w:firstColumn="1" w:firstRow="1" w:lastColumn="0" w:lastRow="0" w:noHBand="0" w:noVBand="1" w:val="04A0"/>
+              <w:tblInd w:w="680" w:type="dxa"/>
+              <w:tblBorders>
+                <w:top w:val="nil"/>
+                <w:left w:val="nil"/>
+                <w:bottom w:val="nil"/>
+                <w:right w:val="nil"/>
+                <w:insideH w:val="nil"/>
+                <w:insideV w:val="nil"/>
+              </w:tblBorders>
+            </w:tblPr>
+            <w:tblGrid>
+              <w:gridCol w:w="170"/>
+              <w:gridCol w:w="6520"/>
+            </w:tblGrid>
+            <w:tr>
+              <w:trPr>
+                <w:cantSplit/>
+              </w:trPr>
+              <w:tc>
+                <w:tcPr>
+                  <w:tcW w:type="dxa" w:w="170"/>
+                  <w:vAlign w:val="top"/>
+                  <w:tcMar>
+                    <w:top w:w="0" w:type="dxa"/>
+                    <w:left w:w="0" w:type="dxa"/>
+                    <w:bottom w:w="60" w:type="dxa"/>
+                    <w:right w:w="0" w:type="dxa"/>
+                  </w:tcMar>
+                  <w:tcBorders>
+                    <w:right w:val="single" w:sz="5" w:space="0" w:color="8FA8B2"/>
+                  </w:tcBorders>
+                </w:tcPr>
+                <w:p>
+                  <w:pPr>
+                    <w:keepLines/>
+                    <w:spacing w:before="0" w:after="0" w:line="240" w:lineRule="auto"/>
+                    <w:jc w:val="right"/>
+                  </w:pPr>
+                  <w:r>
+                    <w:rPr>
+                      <w:rFonts w:ascii="Source Sans 3" w:hAnsi="Source Sans 3" w:eastAsia="Source Sans 3" w:cs="Source Sans 3"/>
+                      <w:b/>
+                      <w:i w:val="0"/>
+                      <w:color w:val="173F4B"/>
+                      <w:sz w:val="14"/>
+                    </w:rPr>
+                    <w:t>●</w:t>
+                  </w:r>
+                </w:p>
+              </w:tc>
+              <w:tc>
+                <w:tcPr>
+                  <w:tcW w:type="dxa" w:w="6520"/>
+                  <w:vAlign w:val="top"/>
+                  <w:tcMar>
+                    <w:top w:w="0" w:type="dxa"/>
+                    <w:left w:w="80" w:type="dxa"/>
+                    <w:bottom w:w="60" w:type="dxa"/>
+                    <w:right w:w="0" w:type="dxa"/>
+                  </w:tcMar>
+                </w:tcPr>
+                <w:p>
+                  <w:pPr>
+                    <w:keepNext/>
+                    <w:keepLines/>
+                    <w:tabs>
+                      <w:tab w:pos="6406" w:val="right"/>
+                    </w:tabs>
+                    <w:spacing w:before="0" w:after="22" w:line="240" w:lineRule="auto"/>
+                  </w:pPr>
+                  <w:r>
+                    <w:rPr>
+                      <w:rFonts w:ascii="Source Serif 4" w:hAnsi="Source Serif 4" w:eastAsia="Source Serif 4" w:cs="Source Serif 4"/>
+                      <w:b/>
+                      <w:i w:val="0"/>
+                      <w:color w:val="173F4B"/>
+                      <w:sz w:val="21"/>
+                    </w:rPr>
+                    <w:t>Ingénieur IA &amp; Développeur de produits</w:t>
+                  </w:r>
+                  <w:r>
+                    <w:rPr>
+                      <w:rFonts w:ascii="Source Sans 3" w:hAnsi="Source Sans 3" w:eastAsia="Source Sans 3" w:cs="Source Sans 3"/>
+                      <w:b/>
+                      <w:i w:val="0"/>
+                      <w:color w:val="173F4B"/>
+                      <w:sz w:val="15"/>
+                    </w:rPr>
+                    <w:tab/>
+                    <w:t>2024 - Présent</w:t>
+                  </w:r>
+                </w:p>
+                <w:p>
+                  <w:pPr>
+                    <w:keepLines/>
+                    <w:spacing w:before="0" w:after="40" w:line="240" w:lineRule="auto"/>
+                  </w:pPr>
+                  <w:r>
+                    <w:rPr>
+                      <w:rFonts w:ascii="Source Sans 3" w:hAnsi="Source Sans 3" w:eastAsia="Source Sans 3" w:cs="Source Sans 3"/>
+                      <w:b w:val="0"/>
+                      <w:i w:val="0"/>
+                      <w:color w:val="465E67"/>
+                      <w:sz w:val="15"/>
+                    </w:rPr>
+                    <w:t>Projets indépendants · Antananarivo, Madagascar / Remote</w:t>
+                  </w:r>
+                </w:p>
+                <w:p>
+                  <w:pPr>
+                    <w:keepLines/>
+                    <w:spacing w:before="0" w:after="24" w:line="240" w:lineRule="auto"/>
+                    <w:ind w:left="181" w:hanging="147"/>
+                  </w:pPr>
+                  <w:r>
+                    <w:rPr>
+                      <w:rFonts w:ascii="Source Sans 3" w:hAnsi="Source Sans 3" w:eastAsia="Source Sans 3" w:cs="Source Sans 3"/>
+                      <w:b w:val="0"/>
+                      <w:i w:val="0"/>
+                      <w:color w:val="2A4650"/>
+                      <w:sz w:val="16"/>
+                    </w:rPr>
+                    <w:t>— Conception de produits numériques intégrant recherche documentaire, génération assistée et automatisation, dont la plateforme éducative Akademia</w:t>
+                  </w:r>
+                </w:p>
+                <w:p>
+                  <w:pPr>
+                    <w:keepLines/>
+                    <w:spacing w:before="0" w:after="24" w:line="240" w:lineRule="auto"/>
+                    <w:ind w:left="181" w:hanging="147"/>
+                  </w:pPr>
+                  <w:r>
+                    <w:rPr>
+                      <w:rFonts w:ascii="Source Sans 3" w:hAnsi="Source Sans 3" w:eastAsia="Source Sans 3" w:cs="Source Sans 3"/>
+                      <w:b w:val="0"/>
+                      <w:i w:val="0"/>
+                      <w:color w:val="2A4650"/>
+                      <w:sz w:val="16"/>
+                    </w:rPr>
+                    <w:t>— Mise en place d'intégrations IA sécurisées côté serveur, avec traçabilité des traitements et validation humaine</w:t>
+                  </w:r>
+                </w:p>
+              </w:tc>
+            </w:tr>
+            <w:tr>
+              <w:trPr>
+                <w:cantSplit/>
+              </w:trPr>
+              <w:tc>
+                <w:tcPr>
+                  <w:tcW w:type="dxa" w:w="170"/>
+                  <w:vAlign w:val="top"/>
+                  <w:tcMar>
+                    <w:top w:w="0" w:type="dxa"/>
+                    <w:left w:w="0" w:type="dxa"/>
+                    <w:bottom w:w="60" w:type="dxa"/>
+                    <w:right w:w="0" w:type="dxa"/>
+                  </w:tcMar>
+                  <w:tcBorders>
+                    <w:right w:val="single" w:sz="5" w:space="0" w:color="8FA8B2"/>
+                  </w:tcBorders>
+                </w:tcPr>
+                <w:p>
+                  <w:pPr>
+                    <w:keepLines/>
+                    <w:spacing w:before="74" w:after="0" w:line="240" w:lineRule="auto"/>
+                    <w:jc w:val="right"/>
+                  </w:pPr>
+                  <w:r>
+                    <w:rPr>
+                      <w:rFonts w:ascii="Source Sans 3" w:hAnsi="Source Sans 3" w:eastAsia="Source Sans 3" w:cs="Source Sans 3"/>
+                      <w:b/>
+                      <w:i w:val="0"/>
+                      <w:color w:val="173F4B"/>
+                      <w:sz w:val="14"/>
+                    </w:rPr>
+                    <w:t>●</w:t>
+                  </w:r>
+                </w:p>
+              </w:tc>
+              <w:tc>
+                <w:tcPr>
+                  <w:tcW w:type="dxa" w:w="6520"/>
+                  <w:vAlign w:val="top"/>
+                  <w:tcMar>
+                    <w:top w:w="0" w:type="dxa"/>
+                    <w:left w:w="80" w:type="dxa"/>
+                    <w:bottom w:w="60" w:type="dxa"/>
+                    <w:right w:w="0" w:type="dxa"/>
+                  </w:tcMar>
+                </w:tcPr>
+                <w:p>
+                  <w:pPr>
+                    <w:keepNext/>
+                    <w:keepLines/>
+                    <w:tabs>
+                      <w:tab w:pos="6406" w:val="right"/>
+                    </w:tabs>
+                    <w:spacing w:before="74" w:after="22" w:line="240" w:lineRule="auto"/>
+                  </w:pPr>
+                  <w:r>
+                    <w:rPr>
+                      <w:rFonts w:ascii="Source Serif 4" w:hAnsi="Source Serif 4" w:eastAsia="Source Serif 4" w:cs="Source Serif 4"/>
+                      <w:b/>
+                      <w:i w:val="0"/>
+                      <w:color w:val="173F4B"/>
+                      <w:sz w:val="21"/>
+                    </w:rPr>
+                    <w:t>Développeur Backend PHP / Fullstack</w:t>
+                  </w:r>
+                  <w:r>
+                    <w:rPr>
+                      <w:rFonts w:ascii="Source Sans 3" w:hAnsi="Source Sans 3" w:eastAsia="Source Sans 3" w:cs="Source Sans 3"/>
+                      <w:b/>
+                      <w:i w:val="0"/>
+                      <w:color w:val="173F4B"/>
+                      <w:sz w:val="15"/>
+                    </w:rPr>
+                    <w:tab/>
+                    <w:t>01/2020 - Présent</w:t>
+                  </w:r>
+                </w:p>
+                <w:p>
+                  <w:pPr>
+                    <w:keepLines/>
+                    <w:spacing w:before="0" w:after="40" w:line="240" w:lineRule="auto"/>
+                  </w:pPr>
+                  <w:r>
+                    <w:rPr>
+                      <w:rFonts w:ascii="Source Sans 3" w:hAnsi="Source Sans 3" w:eastAsia="Source Sans 3" w:cs="Source Sans 3"/>
+                      <w:b w:val="0"/>
+                      <w:i w:val="0"/>
+                      <w:color w:val="465E67"/>
+                      <w:sz w:val="15"/>
+                    </w:rPr>
+                    <w:t>Fulldigits SARL · Antananarivo, Madagascar</w:t>
+                  </w:r>
+                </w:p>
+                <w:p>
+                  <w:pPr>
+                    <w:keepLines/>
+                    <w:spacing w:before="0" w:after="24" w:line="240" w:lineRule="auto"/>
+                    <w:ind w:left="181" w:hanging="147"/>
+                  </w:pPr>
+                  <w:r>
+                    <w:rPr>
+                      <w:rFonts w:ascii="Source Sans 3" w:hAnsi="Source Sans 3" w:eastAsia="Source Sans 3" w:cs="Source Sans 3"/>
+                      <w:b w:val="0"/>
+                      <w:i w:val="0"/>
+                      <w:color w:val="2A4650"/>
+                      <w:sz w:val="16"/>
+                    </w:rPr>
+                    <w:t>— Développement et évolution de plus de 50 projets web, e-commerce, API et services numériques en PHP, Laravel, Symfony et WordPress</w:t>
+                  </w:r>
+                </w:p>
+                <w:p>
+                  <w:pPr>
+                    <w:keepLines/>
+                    <w:spacing w:before="0" w:after="24" w:line="240" w:lineRule="auto"/>
+                    <w:ind w:left="181" w:hanging="147"/>
+                  </w:pPr>
+                  <w:r>
+                    <w:rPr>
+                      <w:rFonts w:ascii="Source Sans 3" w:hAnsi="Source Sans 3" w:eastAsia="Source Sans 3" w:cs="Source Sans 3"/>
+                      <w:b w:val="0"/>
+                      <w:i w:val="0"/>
+                      <w:color w:val="2A4650"/>
+                      <w:sz w:val="16"/>
+                    </w:rPr>
+                    <w:t>— Maintenance, tests fonctionnels, intégration de services REST et mises en production</w:t>
+                  </w:r>
+                </w:p>
+                <w:p>
+                  <w:pPr>
+                    <w:keepLines/>
+                    <w:spacing w:before="0" w:after="24" w:line="240" w:lineRule="auto"/>
+                    <w:ind w:left="181" w:hanging="147"/>
+                  </w:pPr>
+                  <w:r>
+                    <w:rPr>
+                      <w:rFonts w:ascii="Source Sans 3" w:hAnsi="Source Sans 3" w:eastAsia="Source Sans 3" w:cs="Source Sans 3"/>
+                      <w:b w:val="0"/>
+                      <w:i w:val="0"/>
+                      <w:color w:val="2A4650"/>
+                      <w:sz w:val="16"/>
+                    </w:rPr>
+                    <w:t>— Fiabilisation des environnements et livraisons avec Docker et Bitbucket Pipelines</w:t>
+                  </w:r>
+                </w:p>
+                <w:p>
+                  <w:pPr>
+                    <w:keepLines/>
+                    <w:spacing w:before="10" w:after="0" w:line="240" w:lineRule="auto"/>
+                  </w:pPr>
+                  <w:r>
+                    <w:rPr>
+                      <w:rFonts w:ascii="Source Sans 3" w:hAnsi="Source Sans 3" w:eastAsia="Source Sans 3" w:cs="Source Sans 3"/>
+                      <w:b/>
+                      <w:i w:val="0"/>
+                      <w:color w:val="465E67"/>
+                      <w:sz w:val="14"/>
+                    </w:rPr>
+                    <w:t>PHP · Laravel · Symfony · MySQL · Docker · REST API</w:t>
+                  </w:r>
+                </w:p>
+              </w:tc>
+            </w:tr>
+            <w:tr>
+              <w:trPr>
+                <w:cantSplit/>
+              </w:trPr>
+              <w:tc>
+                <w:tcPr>
+                  <w:tcW w:type="dxa" w:w="170"/>
+                  <w:vAlign w:val="top"/>
+                  <w:tcMar>
+                    <w:top w:w="0" w:type="dxa"/>
+                    <w:left w:w="0" w:type="dxa"/>
+                    <w:bottom w:w="60" w:type="dxa"/>
+                    <w:right w:w="0" w:type="dxa"/>
+                  </w:tcMar>
+                  <w:tcBorders>
+                    <w:right w:val="single" w:sz="5" w:space="0" w:color="8FA8B2"/>
+                  </w:tcBorders>
+                </w:tcPr>
+                <w:p>
+                  <w:pPr>
+                    <w:keepLines/>
+                    <w:spacing w:before="74" w:after="0" w:line="240" w:lineRule="auto"/>
+                    <w:jc w:val="right"/>
+                  </w:pPr>
+                  <w:r>
+                    <w:rPr>
+                      <w:rFonts w:ascii="Source Sans 3" w:hAnsi="Source Sans 3" w:eastAsia="Source Sans 3" w:cs="Source Sans 3"/>
+                      <w:b/>
+                      <w:i w:val="0"/>
+                      <w:color w:val="173F4B"/>
+                      <w:sz w:val="14"/>
+                    </w:rPr>
+                    <w:t>●</w:t>
+                  </w:r>
+                </w:p>
+              </w:tc>
+              <w:tc>
+                <w:tcPr>
+                  <w:tcW w:type="dxa" w:w="6520"/>
+                  <w:vAlign w:val="top"/>
+                  <w:tcMar>
+                    <w:top w:w="0" w:type="dxa"/>
+                    <w:left w:w="80" w:type="dxa"/>
+                    <w:bottom w:w="60" w:type="dxa"/>
+                    <w:right w:w="0" w:type="dxa"/>
+                  </w:tcMar>
+                </w:tcPr>
+                <w:p>
+                  <w:pPr>
+                    <w:keepNext/>
+                    <w:keepLines/>
+                    <w:tabs>
+                      <w:tab w:pos="6406" w:val="right"/>
+                    </w:tabs>
+                    <w:spacing w:before="74" w:after="22" w:line="240" w:lineRule="auto"/>
+                  </w:pPr>
+                  <w:r>
+                    <w:rPr>
+                      <w:rFonts w:ascii="Source Serif 4" w:hAnsi="Source Serif 4" w:eastAsia="Source Serif 4" w:cs="Source Serif 4"/>
+                      <w:b/>
+                      <w:i w:val="0"/>
+                      <w:color w:val="173F4B"/>
+                      <w:sz w:val="21"/>
+                    </w:rPr>
+                    <w:t>Développeur Backend Node.js</w:t>
+                  </w:r>
+                  <w:r>
+                    <w:rPr>
+                      <w:rFonts w:ascii="Source Sans 3" w:hAnsi="Source Sans 3" w:eastAsia="Source Sans 3" w:cs="Source Sans 3"/>
+                      <w:b/>
+                      <w:i w:val="0"/>
+                      <w:color w:val="173F4B"/>
+                      <w:sz w:val="15"/>
+                    </w:rPr>
+                    <w:tab/>
+                    <w:t>10/2019 - 01/2020</w:t>
+                  </w:r>
+                </w:p>
+                <w:p>
+                  <w:pPr>
+                    <w:keepLines/>
+                    <w:spacing w:before="0" w:after="40" w:line="240" w:lineRule="auto"/>
+                  </w:pPr>
+                  <w:r>
+                    <w:rPr>
+                      <w:rFonts w:ascii="Source Sans 3" w:hAnsi="Source Sans 3" w:eastAsia="Source Sans 3" w:cs="Source Sans 3"/>
+                      <w:b w:val="0"/>
+                      <w:i w:val="0"/>
+                      <w:color w:val="465E67"/>
+                      <w:sz w:val="15"/>
+                    </w:rPr>
+                    <w:t>Sinopsis · Antananarivo, Madagascar</w:t>
+                  </w:r>
+                </w:p>
+                <w:p>
+                  <w:pPr>
+                    <w:keepLines/>
+                    <w:spacing w:before="0" w:after="24" w:line="240" w:lineRule="auto"/>
+                    <w:ind w:left="181" w:hanging="147"/>
+                  </w:pPr>
+                  <w:r>
+                    <w:rPr>
+                      <w:rFonts w:ascii="Source Sans 3" w:hAnsi="Source Sans 3" w:eastAsia="Source Sans 3" w:cs="Source Sans 3"/>
+                      <w:b w:val="0"/>
+                      <w:i w:val="0"/>
+                      <w:color w:val="2A4650"/>
+                      <w:sz w:val="16"/>
+                    </w:rPr>
+                    <w:t>— Conception du modèle de données PostgreSQL et implémentation des règles métier</w:t>
+                  </w:r>
+                </w:p>
+                <w:p>
+                  <w:pPr>
+                    <w:keepLines/>
+                    <w:spacing w:before="0" w:after="24" w:line="240" w:lineRule="auto"/>
+                    <w:ind w:left="181" w:hanging="147"/>
+                  </w:pPr>
+                  <w:r>
+                    <w:rPr>
+                      <w:rFonts w:ascii="Source Sans 3" w:hAnsi="Source Sans 3" w:eastAsia="Source Sans 3" w:cs="Source Sans 3"/>
+                      <w:b w:val="0"/>
+                      <w:i w:val="0"/>
+                      <w:color w:val="2A4650"/>
+                      <w:sz w:val="16"/>
+                    </w:rPr>
+                    <w:t>— Développement de services backend avec Node.js, Express et Java Spring Boot</w:t>
+                  </w:r>
+                </w:p>
+                <w:p>
+                  <w:pPr>
+                    <w:keepLines/>
+                    <w:spacing w:before="10" w:after="0" w:line="240" w:lineRule="auto"/>
+                  </w:pPr>
+                  <w:r>
+                    <w:rPr>
+                      <w:rFonts w:ascii="Source Sans 3" w:hAnsi="Source Sans 3" w:eastAsia="Source Sans 3" w:cs="Source Sans 3"/>
+                      <w:b/>
+                      <w:i w:val="0"/>
+                      <w:color w:val="465E67"/>
+                      <w:sz w:val="14"/>
+                    </w:rPr>
+                    <w:t>Node.js · Java · PostgreSQL · REST API</w:t>
+                  </w:r>
+                </w:p>
+              </w:tc>
+            </w:tr>
+          </w:tbl>
+          <w:p>
+            <w:pPr>
+              <w:spacing w:before="0" w:after="0" w:line="240" w:lineRule="auto"/>
+              <w:ind w:left="680" w:right="737"/>
+            </w:pPr>
+            <w:r>
+              <w:rPr>
+                <w:rFonts w:ascii="Source Sans 3" w:hAnsi="Source Sans 3" w:eastAsia="Source Sans 3" w:cs="Source Sans 3"/>
+                <w:b w:val="0"/>
+                <w:i w:val="0"/>
+                <w:color w:val="465E67"/>
+                <w:sz w:val="2"/>
+              </w:rPr>
+              <w:t xml:space="preserve"> </w:t>
+            </w:r>
+          </w:p>
+          <w:p>
+            <w:pPr>
+              <w:keepNext/>
+              <w:keepLines/>
+              <w:spacing w:before="110" w:after="0" w:line="240" w:lineRule="auto"/>
+              <w:ind w:left="680" w:right="737"/>
+            </w:pPr>
+            <w:r>
+              <w:drawing>
+                <wp:inline xmlns:a="http://schemas.openxmlformats.org/drawingml/2006/main" xmlns:pic="http://schemas.openxmlformats.org/drawingml/2006/picture">
+                  <wp:extent cx="104400" cy="104400"/>
+                  <wp:docPr id="7" name="Picture 7"/>
+                  <wp:cNvGraphicFramePr>
+                    <a:graphicFrameLocks noChangeAspect="1"/>
+                  </wp:cNvGraphicFramePr>
+                  <a:graphic>
+                    <a:graphicData uri="http://schemas.openxmlformats.org/drawingml/2006/picture">
+                      <pic:pic>
+                        <pic:nvPicPr>
+                          <pic:cNvPr id="0" name="projects.png"/>
+                          <pic:cNvPicPr/>
+                        </pic:nvPicPr>
+                        <pic:blipFill>
+                          <a:blip r:embed="rId20"/>
+                          <a:stretch>
+                            <a:fillRect/>
+                          </a:stretch>
+                        </pic:blipFill>
+                        <pic:spPr>
+                          <a:xfrm>
+                            <a:off x="0" y="0"/>
+                            <a:ext cx="104400" cy="104400"/>
+                          </a:xfrm>
+                          <a:prstGeom prst="rect"/>
+                        </pic:spPr>
+                      </pic:pic>
+                    </a:graphicData>
+                  </a:graphic>
+                </wp:inline>
+              </w:drawing>
+            </w:r>
+            <w:r>
+              <w:rPr>
+                <w:rFonts w:ascii="Source Sans 3" w:hAnsi="Source Sans 3" w:eastAsia="Source Sans 3" w:cs="Source Sans 3"/>
+                <w:b w:val="0"/>
+                <w:i w:val="0"/>
+                <w:color w:val="173F4B"/>
+                <w:sz w:val="4"/>
+              </w:rPr>
+              <w:t xml:space="preserve">  </w:t>
+            </w:r>
+            <w:r>
+              <w:rPr>
+                <w:rFonts w:ascii="Source Sans 3" w:hAnsi="Source Sans 3" w:eastAsia="Source Sans 3" w:cs="Source Sans 3"/>
+                <w:b/>
+                <w:i w:val="0"/>
+                <w:color w:val="173F4B"/>
+                <w:sz w:val="17"/>
+                <w:spacing w:val="18"/>
+              </w:rPr>
+              <w:t>RÉALISATIONS SÉLECTIONNÉES</w:t>
+            </w:r>
+          </w:p>
+          <w:p>
+            <w:pPr>
+              <w:keepLines w:val="0"/>
+              <w:spacing w:before="8" w:after="76" w:line="240" w:lineRule="auto"/>
+              <w:ind w:right="737" w:left="680"/>
+              <w:pBdr>
+                <w:bottom w:val="single" w:sz="5" w:space="0" w:color="8FA8B2"/>
+              </w:pBdr>
+            </w:pPr>
+            <w:r>
+              <w:rPr>
+                <w:rFonts w:ascii="Source Sans 3" w:hAnsi="Source Sans 3" w:eastAsia="Source Sans 3" w:cs="Source Sans 3"/>
+                <w:b w:val="0"/>
+                <w:i w:val="0"/>
+                <w:color w:val="173F4B"/>
+                <w:sz w:val="2"/>
+              </w:rPr>
+              <w:t xml:space="preserve"> </w:t>
+            </w:r>
+          </w:p>
+          <w:tbl>
+            <w:tblPr>
+              <w:tblW w:type="dxa" w:w="6690"/>
+              <w:jc w:val="left"/>
+              <w:tblLayout w:type="fixed"/>
+              <w:tblLook w:firstColumn="1" w:firstRow="1" w:lastColumn="0" w:lastRow="0" w:noHBand="0" w:noVBand="1" w:val="04A0"/>
+              <w:tblInd w:w="680" w:type="dxa"/>
+              <w:tblBorders>
+                <w:top w:val="nil"/>
+                <w:left w:val="nil"/>
+                <w:bottom w:val="nil"/>
+                <w:right w:val="nil"/>
+                <w:insideH w:val="nil"/>
+                <w:insideV w:val="nil"/>
+              </w:tblBorders>
+            </w:tblPr>
+            <w:tblGrid>
+              <w:gridCol w:w="3175"/>
+              <w:gridCol w:w="340"/>
+              <w:gridCol w:w="3175"/>
+            </w:tblGrid>
+            <w:tr>
+              <w:tc>
+                <w:tcPr>
+                  <w:tcW w:type="dxa" w:w="3175"/>
+                  <w:tcMar>
+                    <w:top w:w="65" w:type="dxa"/>
+                    <w:left w:w="0" w:type="dxa"/>
+                    <w:bottom w:w="0" w:type="dxa"/>
+                    <w:right w:w="0" w:type="dxa"/>
+                  </w:tcMar>
+                  <w:vAlign w:val="top"/>
+                </w:tcPr>
+                <w:p>
+                  <w:pPr>
+                    <w:keepLines/>
+                    <w:spacing w:before="0" w:after="20" w:line="240" w:lineRule="auto"/>
+                  </w:pPr>
+                  <w:r>
+                    <w:rPr>
+                      <w:rFonts w:ascii="Source Sans 3" w:hAnsi="Source Sans 3" w:eastAsia="Source Sans 3" w:cs="Source Sans 3"/>
+                      <w:b/>
+                      <w:i w:val="0"/>
+                      <w:color w:val="173F4B"/>
+                      <w:sz w:val="13"/>
+                      <w:spacing w:val="8"/>
+                    </w:rPr>
+                    <w:t>PLATEFORME ÉDUCATIVE + RAG</w:t>
+                  </w:r>
+                </w:p>
+                <w:tbl>
+                  <w:tblPr>
+                    <w:tblW w:type="dxa" w:w="3175"/>
+                    <w:jc w:val="left"/>
+                    <w:tblLayout w:type="fixed"/>
+                    <w:tblLook w:firstColumn="1" w:firstRow="1" w:lastColumn="0" w:lastRow="0" w:noHBand="0" w:noVBand="1" w:val="04A0"/>
+                    <w:tblBorders>
+                      <w:top w:val="nil"/>
+                      <w:left w:val="nil"/>
+                      <w:bottom w:val="nil"/>
+                      <w:right w:val="nil"/>
+                      <w:insideH w:val="nil"/>
+                      <w:insideV w:val="nil"/>
+                    </w:tblBorders>
+                  </w:tblPr>
+                  <w:tblGrid>
+                    <w:gridCol w:w="2438"/>
+                    <w:gridCol w:w="737"/>
+                  </w:tblGrid>
+                  <w:tr>
+                    <w:tc>
+                      <w:tcPr>
+                        <w:tcW w:type="dxa" w:w="2438"/>
+                        <w:tcMar>
+                          <w:top w:w="0" w:type="dxa"/>
+                          <w:left w:w="0" w:type="dxa"/>
+                          <w:bottom w:w="0" w:type="dxa"/>
+                          <w:right w:w="0" w:type="dxa"/>
+                        </w:tcMar>
+                      </w:tcPr>
+                      <w:p>
+                        <w:pPr>
+                          <w:keepLines/>
+                          <w:spacing w:before="0" w:after="0" w:line="240" w:lineRule="auto"/>
+                        </w:pPr>
+                        <w:r>
+                          <w:rPr>
+                            <w:rFonts w:ascii="Source Serif 4" w:hAnsi="Source Serif 4" w:eastAsia="Source Serif 4" w:cs="Source Serif 4"/>
+                            <w:b/>
+                            <w:i w:val="0"/>
+                            <w:color w:val="173F4B"/>
+                            <w:sz w:val="18"/>
+                          </w:rPr>
+                          <w:t>Akademia</w:t>
+                        </w:r>
+                      </w:p>
+                    </w:tc>
+                    <w:tc>
+                      <w:tcPr>
+                        <w:tcW w:type="dxa" w:w="737"/>
+                        <w:tcMar>
+                          <w:top w:w="0" w:type="dxa"/>
+                          <w:left w:w="0" w:type="dxa"/>
+                          <w:bottom w:w="0" w:type="dxa"/>
+                          <w:right w:w="0" w:type="dxa"/>
+                        </w:tcMar>
+                      </w:tcPr>
+                      <w:p>
+                        <w:pPr>
+                          <w:keepLines w:val="0"/>
+                          <w:spacing w:before="0" w:after="0" w:line="240" w:lineRule="auto"/>
+                          <w:jc w:val="right"/>
+                        </w:pPr>
+                        <w:r>
+                          <w:rPr>
+                            <w:rFonts w:ascii="Source Sans 3" w:hAnsi="Source Sans 3" w:eastAsia="Source Sans 3" w:cs="Source Sans 3"/>
+                            <w:b w:val="0"/>
+                            <w:i w:val="0"/>
+                            <w:color w:val="465E67"/>
+                            <w:sz w:val="13"/>
+                          </w:rPr>
+                          <w:t>2024-2026</w:t>
+                        </w:r>
+                      </w:p>
+                    </w:tc>
+                  </w:tr>
+                </w:tbl>
+                <w:p>
+                  <w:pPr>
+                    <w:spacing w:before="0" w:after="0" w:line="240" w:lineRule="auto"/>
+                  </w:pPr>
+                  <w:r>
+                    <w:rPr>
+                      <w:rFonts w:ascii="Source Sans 3" w:hAnsi="Source Sans 3" w:eastAsia="Source Sans 3" w:cs="Source Sans 3"/>
+                      <w:b w:val="0"/>
+                      <w:i w:val="0"/>
+                      <w:color w:val="465E67"/>
+                      <w:sz w:val="2"/>
+                    </w:rPr>
+                    <w:t xml:space="preserve"> </w:t>
+                  </w:r>
+                </w:p>
+                <w:p>
+                  <w:pPr>
+                    <w:keepLines/>
+                    <w:spacing w:before="0" w:after="24" w:line="240" w:lineRule="auto"/>
+                  </w:pPr>
+                  <w:r>
+                    <w:rPr>
+                      <w:rFonts w:ascii="Source Sans 3" w:hAnsi="Source Sans 3" w:eastAsia="Source Sans 3" w:cs="Source Sans 3"/>
+                      <w:b w:val="0"/>
+                      <w:i w:val="0"/>
+                      <w:color w:val="2A4650"/>
+                      <w:sz w:val="14"/>
+                    </w:rPr>
+                    <w:t>Plateforme éducative multi-tenant avec assistance pédagogique RAG pour écoles et apprenants.</w:t>
+                  </w:r>
+                </w:p>
+                <w:p>
+                  <w:pPr>
+                    <w:keepLines/>
+                    <w:spacing w:before="0" w:after="0" w:line="240" w:lineRule="auto"/>
+                  </w:pPr>
+                  <w:r>
+                    <w:rPr>
+                      <w:rFonts w:ascii="Source Sans 3" w:hAnsi="Source Sans 3" w:eastAsia="Source Sans 3" w:cs="Source Sans 3"/>
+                      <w:b w:val="0"/>
+                      <w:i w:val="0"/>
+                      <w:color w:val="465E67"/>
+                      <w:sz w:val="14"/>
+                    </w:rPr>
+                    <w:t>Architecture unifiée pour les parcours BEPC, BACC et examens compétitifs</w:t>
+                  </w:r>
+                </w:p>
+              </w:tc>
+              <w:tc>
+                <w:tcPr>
+                  <w:tcW w:type="dxa" w:w="340"/>
+                  <w:tcMar>
+                    <w:top w:w="65" w:type="dxa"/>
+                    <w:left w:w="0" w:type="dxa"/>
+                    <w:bottom w:w="0" w:type="dxa"/>
+                    <w:right w:w="0" w:type="dxa"/>
+                  </w:tcMar>
+                  <w:vAlign w:val="top"/>
+                </w:tcPr>
+                <w:p>
+                  <w:pPr>
+                    <w:keepLines w:val="0"/>
+                    <w:spacing w:before="0" w:after="0" w:line="240" w:lineRule="auto"/>
+                  </w:pPr>
+                </w:p>
+              </w:tc>
+              <w:tc>
+                <w:tcPr>
+                  <w:tcW w:type="dxa" w:w="3175"/>
+                  <w:tcMar>
+                    <w:top w:w="65" w:type="dxa"/>
+                    <w:left w:w="0" w:type="dxa"/>
+                    <w:bottom w:w="0" w:type="dxa"/>
+                    <w:right w:w="0" w:type="dxa"/>
+                  </w:tcMar>
+                  <w:vAlign w:val="top"/>
+                </w:tcPr>
+                <w:p>
+                  <w:pPr>
+                    <w:keepLines/>
+                    <w:spacing w:before="0" w:after="20" w:line="240" w:lineRule="auto"/>
+                  </w:pPr>
+                  <w:r>
+                    <w:rPr>
+                      <w:rFonts w:ascii="Source Sans 3" w:hAnsi="Source Sans 3" w:eastAsia="Source Sans 3" w:cs="Source Sans 3"/>
+                      <w:b/>
+                      <w:i w:val="0"/>
+                      <w:color w:val="173F4B"/>
+                      <w:sz w:val="13"/>
+                      <w:spacing w:val="8"/>
+                    </w:rPr>
+                    <w:t>PROJET FREELANCE</w:t>
+                  </w:r>
+                </w:p>
+                <w:tbl>
+                  <w:tblPr>
+                    <w:tblW w:type="dxa" w:w="3175"/>
+                    <w:jc w:val="left"/>
+                    <w:tblLayout w:type="fixed"/>
+                    <w:tblLook w:firstColumn="1" w:firstRow="1" w:lastColumn="0" w:lastRow="0" w:noHBand="0" w:noVBand="1" w:val="04A0"/>
+                    <w:tblBorders>
+                      <w:top w:val="nil"/>
+                      <w:left w:val="nil"/>
+                      <w:bottom w:val="nil"/>
+                      <w:right w:val="nil"/>
+                      <w:insideH w:val="nil"/>
+                      <w:insideV w:val="nil"/>
+                    </w:tblBorders>
+                  </w:tblPr>
+                  <w:tblGrid>
+                    <w:gridCol w:w="2438"/>
+                    <w:gridCol w:w="737"/>
+                  </w:tblGrid>
+                  <w:tr>
+                    <w:tc>
+                      <w:tcPr>
+                        <w:tcW w:type="dxa" w:w="2438"/>
+                        <w:tcMar>
+                          <w:top w:w="0" w:type="dxa"/>
+                          <w:left w:w="0" w:type="dxa"/>
+                          <w:bottom w:w="0" w:type="dxa"/>
+                          <w:right w:w="0" w:type="dxa"/>
+                        </w:tcMar>
+                      </w:tcPr>
+                      <w:p>
+                        <w:pPr>
+                          <w:keepLines/>
+                          <w:spacing w:before="0" w:after="0" w:line="240" w:lineRule="auto"/>
+                        </w:pPr>
+                        <w:r>
+                          <w:rPr>
+                            <w:rFonts w:ascii="Source Serif 4" w:hAnsi="Source Serif 4" w:eastAsia="Source Serif 4" w:cs="Source Serif 4"/>
+                            <w:b/>
+                            <w:i w:val="0"/>
+                            <w:color w:val="173F4B"/>
+                            <w:sz w:val="18"/>
+                          </w:rPr>
+                          <w:t>Foire Universitaire de Madagascar (FUM)</w:t>
+                        </w:r>
+                      </w:p>
+                    </w:tc>
+                    <w:tc>
+                      <w:tcPr>
+                        <w:tcW w:type="dxa" w:w="737"/>
+                        <w:tcMar>
+                          <w:top w:w="0" w:type="dxa"/>
+                          <w:left w:w="0" w:type="dxa"/>
+                          <w:bottom w:w="0" w:type="dxa"/>
+                          <w:right w:w="0" w:type="dxa"/>
+                        </w:tcMar>
+                      </w:tcPr>
+                      <w:p>
+                        <w:pPr>
+                          <w:keepLines w:val="0"/>
+                          <w:spacing w:before="0" w:after="0" w:line="240" w:lineRule="auto"/>
+                          <w:jc w:val="right"/>
+                        </w:pPr>
+                        <w:r>
+                          <w:rPr>
+                            <w:rFonts w:ascii="Source Sans 3" w:hAnsi="Source Sans 3" w:eastAsia="Source Sans 3" w:cs="Source Sans 3"/>
+                            <w:b w:val="0"/>
+                            <w:i w:val="0"/>
+                            <w:color w:val="465E67"/>
+                            <w:sz w:val="13"/>
+                          </w:rPr>
+                          <w:t>07/2026</w:t>
+                        </w:r>
+                      </w:p>
+                    </w:tc>
+                  </w:tr>
+                </w:tbl>
+                <w:p>
+                  <w:pPr>
+                    <w:spacing w:before="0" w:after="0" w:line="240" w:lineRule="auto"/>
+                  </w:pPr>
+                  <w:r>
+                    <w:rPr>
+                      <w:rFonts w:ascii="Source Sans 3" w:hAnsi="Source Sans 3" w:eastAsia="Source Sans 3" w:cs="Source Sans 3"/>
+                      <w:b w:val="0"/>
+                      <w:i w:val="0"/>
+                      <w:color w:val="465E67"/>
+                      <w:sz w:val="2"/>
+                    </w:rPr>
+                    <w:t xml:space="preserve"> </w:t>
+                  </w:r>
+                </w:p>
+                <w:p>
+                  <w:pPr>
+                    <w:keepLines/>
+                    <w:spacing w:before="0" w:after="24" w:line="240" w:lineRule="auto"/>
+                  </w:pPr>
+                  <w:r>
+                    <w:rPr>
+                      <w:rFonts w:ascii="Source Sans 3" w:hAnsi="Source Sans 3" w:eastAsia="Source Sans 3" w:cs="Source Sans 3"/>
+                      <w:b w:val="0"/>
+                      <w:i w:val="0"/>
+                      <w:color w:val="2A4650"/>
+                      <w:sz w:val="14"/>
+                    </w:rPr>
+                    <w:t>Site événementiel pour Prime Vision : recherche d'instituts, galerie filtrable et inscriptions exposants.</w:t>
+                  </w:r>
+                </w:p>
+                <w:p>
+                  <w:pPr>
+                    <w:keepLines/>
+                    <w:spacing w:before="0" w:after="0" w:line="240" w:lineRule="auto"/>
+                  </w:pPr>
+                  <w:r>
+                    <w:rPr>
+                      <w:rFonts w:ascii="Source Sans 3" w:hAnsi="Source Sans 3" w:eastAsia="Source Sans 3" w:cs="Source Sans 3"/>
+                      <w:b w:val="0"/>
+                      <w:i w:val="0"/>
+                      <w:color w:val="465E67"/>
+                      <w:sz w:val="14"/>
+                    </w:rPr>
+                    <w:t>Parcours d'inscription et diffusion documentaire centralisés</w:t>
+                  </w:r>
+                </w:p>
+              </w:tc>
+            </w:tr>
+          </w:tbl>
+          <w:p>
+            <w:pPr>
+              <w:spacing w:before="0" w:after="0" w:line="240" w:lineRule="auto"/>
+              <w:ind w:left="680" w:right="737"/>
+            </w:pPr>
+            <w:r>
+              <w:rPr>
+                <w:rFonts w:ascii="Source Sans 3" w:hAnsi="Source Sans 3" w:eastAsia="Source Sans 3" w:cs="Source Sans 3"/>
+                <w:b w:val="0"/>
+                <w:i w:val="0"/>
+                <w:color w:val="465E67"/>
+                <w:sz w:val="2"/>
+              </w:rPr>
+              <w:t xml:space="preserve"> </w:t>
+            </w:r>
+          </w:p>
+          <w:tbl>
+            <w:tblPr>
+              <w:tblW w:type="dxa" w:w="6690"/>
+              <w:jc w:val="left"/>
+              <w:tblLayout w:type="fixed"/>
+              <w:tblLook w:firstColumn="1" w:firstRow="1" w:lastColumn="0" w:lastRow="0" w:noHBand="0" w:noVBand="1" w:val="04A0"/>
+              <w:tblInd w:w="680" w:type="dxa"/>
+              <w:tblBorders>
+                <w:top w:val="nil"/>
+                <w:left w:val="nil"/>
+                <w:bottom w:val="nil"/>
+                <w:right w:val="nil"/>
+                <w:insideH w:val="nil"/>
+                <w:insideV w:val="nil"/>
+              </w:tblBorders>
+            </w:tblPr>
+            <w:tblGrid>
+              <w:gridCol w:w="3175"/>
+              <w:gridCol w:w="340"/>
+              <w:gridCol w:w="3175"/>
+            </w:tblGrid>
+            <w:tr>
+              <w:tc>
+                <w:tcPr>
+                  <w:tcW w:type="dxa" w:w="3175"/>
+                  <w:tcMar>
+                    <w:top w:w="85" w:type="dxa"/>
+                    <w:left w:w="0" w:type="dxa"/>
+                    <w:bottom w:w="0" w:type="dxa"/>
+                    <w:right w:w="0" w:type="dxa"/>
+                  </w:tcMar>
+                  <w:vAlign w:val="top"/>
+                </w:tcPr>
+                <w:p>
+                  <w:pPr>
+                    <w:keepNext/>
+                    <w:keepLines/>
+                    <w:spacing w:before="0" w:after="0" w:line="240" w:lineRule="auto"/>
+                  </w:pPr>
+                  <w:r>
+                    <w:drawing>
+                      <wp:inline xmlns:a="http://schemas.openxmlformats.org/drawingml/2006/main" xmlns:pic="http://schemas.openxmlformats.org/drawingml/2006/picture">
+                        <wp:extent cx="93600" cy="93600"/>
+                        <wp:docPr id="8" name="Picture 8"/>
+                        <wp:cNvGraphicFramePr>
+                          <a:graphicFrameLocks noChangeAspect="1"/>
+                        </wp:cNvGraphicFramePr>
+                        <a:graphic>
+                          <a:graphicData uri="http://schemas.openxmlformats.org/drawingml/2006/picture">
+                            <pic:pic>
+                              <pic:nvPicPr>
+                                <pic:cNvPr id="0" name="education.png"/>
+                                <pic:cNvPicPr/>
+                              </pic:nvPicPr>
+                              <pic:blipFill>
+                                <a:blip r:embed="rId21"/>
+                                <a:stretch>
+                                  <a:fillRect/>
+                                </a:stretch>
+                              </pic:blipFill>
+                              <pic:spPr>
+                                <a:xfrm>
+                                  <a:off x="0" y="0"/>
+                                  <a:ext cx="93600" cy="93600"/>
+                                </a:xfrm>
+                                <a:prstGeom prst="rect"/>
+                              </pic:spPr>
+                            </pic:pic>
+                          </a:graphicData>
+                        </a:graphic>
+                      </wp:inline>
+                    </w:drawing>
+                  </w:r>
+                  <w:r>
+                    <w:rPr>
+                      <w:rFonts w:ascii="Source Sans 3" w:hAnsi="Source Sans 3" w:eastAsia="Source Sans 3" w:cs="Source Sans 3"/>
+                      <w:b w:val="0"/>
+                      <w:i w:val="0"/>
+                      <w:color w:val="173F4B"/>
+                      <w:sz w:val="4"/>
+                    </w:rPr>
+                    <w:t xml:space="preserve">  </w:t>
+                  </w:r>
+                  <w:r>
+                    <w:rPr>
+                      <w:rFonts w:ascii="Source Sans 3" w:hAnsi="Source Sans 3" w:eastAsia="Source Sans 3" w:cs="Source Sans 3"/>
+                      <w:b/>
+                      <w:i w:val="0"/>
+                      <w:color w:val="173F4B"/>
+                      <w:sz w:val="15"/>
+                      <w:spacing w:val="18"/>
+                    </w:rPr>
+                    <w:t>FORMATION</w:t>
+                  </w:r>
+                </w:p>
+                <w:p>
+                  <w:pPr>
+                    <w:keepLines w:val="0"/>
+                    <w:spacing w:before="8" w:after="60" w:line="240" w:lineRule="auto"/>
+                    <w:ind w:right="0"/>
+                    <w:pBdr>
+                      <w:bottom w:val="single" w:sz="5" w:space="0" w:color="8FA8B2"/>
+                    </w:pBdr>
+                  </w:pPr>
+                  <w:r>
+                    <w:rPr>
+                      <w:rFonts w:ascii="Source Sans 3" w:hAnsi="Source Sans 3" w:eastAsia="Source Sans 3" w:cs="Source Sans 3"/>
+                      <w:b w:val="0"/>
+                      <w:i w:val="0"/>
+                      <w:color w:val="173F4B"/>
+                      <w:sz w:val="2"/>
+                    </w:rPr>
+                    <w:t xml:space="preserve"> </w:t>
+                  </w:r>
+                </w:p>
+                <w:p>
+                  <w:pPr>
+                    <w:keepLines/>
+                    <w:spacing w:before="0" w:after="24" w:line="240" w:lineRule="auto"/>
+                  </w:pPr>
+                  <w:r>
+                    <w:rPr>
+                      <w:rFonts w:ascii="Source Serif 4" w:hAnsi="Source Serif 4" w:eastAsia="Source Serif 4" w:cs="Source Serif 4"/>
+                      <w:b/>
+                      <w:i w:val="0"/>
+                      <w:color w:val="173F4B"/>
+                      <w:sz w:val="18"/>
+                    </w:rPr>
+                    <w:t>Licence en Développement Informatique</w:t>
+                  </w:r>
+                </w:p>
+                <w:p>
+                  <w:pPr>
+                    <w:keepLines/>
+                    <w:spacing w:before="0" w:after="12" w:line="240" w:lineRule="auto"/>
+                  </w:pPr>
+                  <w:r>
+                    <w:rPr>
+                      <w:rFonts w:ascii="Source Sans 3" w:hAnsi="Source Sans 3" w:eastAsia="Source Sans 3" w:cs="Source Sans 3"/>
+                      <w:b w:val="0"/>
+                      <w:i w:val="0"/>
+                      <w:color w:val="465E67"/>
+                      <w:sz w:val="14"/>
+                    </w:rPr>
+                    <w:t>IT University</w:t>
+                  </w:r>
+                </w:p>
+                <w:p>
+                  <w:pPr>
+                    <w:keepLines/>
+                    <w:spacing w:before="0" w:after="0" w:line="240" w:lineRule="auto"/>
+                  </w:pPr>
+                  <w:r>
+                    <w:rPr>
+                      <w:rFonts w:ascii="Source Sans 3" w:hAnsi="Source Sans 3" w:eastAsia="Source Sans 3" w:cs="Source Sans 3"/>
+                      <w:b w:val="0"/>
+                      <w:i w:val="0"/>
+                      <w:color w:val="465E67"/>
+                      <w:sz w:val="14"/>
+                    </w:rPr>
+                    <w:t>09/2015 - 12/2018</w:t>
+                  </w:r>
+                </w:p>
+              </w:tc>
+              <w:tc>
+                <w:tcPr>
+                  <w:tcW w:type="dxa" w:w="340"/>
+                  <w:tcMar>
+                    <w:top w:w="85" w:type="dxa"/>
+                    <w:left w:w="0" w:type="dxa"/>
+                    <w:bottom w:w="0" w:type="dxa"/>
+                    <w:right w:w="0" w:type="dxa"/>
+                  </w:tcMar>
+                  <w:vAlign w:val="top"/>
+                </w:tcPr>
+                <w:p>
+                  <w:pPr>
+                    <w:keepLines w:val="0"/>
+                    <w:spacing w:before="0" w:after="0" w:line="240" w:lineRule="auto"/>
+                  </w:pPr>
+                </w:p>
+              </w:tc>
+              <w:tc>
+                <w:tcPr>
+                  <w:tcW w:type="dxa" w:w="3175"/>
+                  <w:tcMar>
+                    <w:top w:w="85" w:type="dxa"/>
+                    <w:left w:w="0" w:type="dxa"/>
+                    <w:bottom w:w="0" w:type="dxa"/>
+                    <w:right w:w="0" w:type="dxa"/>
+                  </w:tcMar>
+                  <w:vAlign w:val="top"/>
+                </w:tcPr>
+                <w:p>
+                  <w:pPr>
+                    <w:keepNext/>
+                    <w:keepLines/>
+                    <w:spacing w:before="0" w:after="0" w:line="240" w:lineRule="auto"/>
+                  </w:pPr>
+                  <w:r>
+                    <w:drawing>
+                      <wp:inline xmlns:a="http://schemas.openxmlformats.org/drawingml/2006/main" xmlns:pic="http://schemas.openxmlformats.org/drawingml/2006/picture">
+                        <wp:extent cx="93600" cy="93600"/>
+                        <wp:docPr id="9" name="Picture 9"/>
+                        <wp:cNvGraphicFramePr>
+                          <a:graphicFrameLocks noChangeAspect="1"/>
+                        </wp:cNvGraphicFramePr>
+                        <a:graphic>
+                          <a:graphicData uri="http://schemas.openxmlformats.org/drawingml/2006/picture">
+                            <pic:pic>
+                              <pic:nvPicPr>
+                                <pic:cNvPr id="0" name="certifications.png"/>
+                                <pic:cNvPicPr/>
+                              </pic:nvPicPr>
+                              <pic:blipFill>
+                                <a:blip r:embed="rId22"/>
+                                <a:stretch>
+                                  <a:fillRect/>
+                                </a:stretch>
+                              </pic:blipFill>
+                              <pic:spPr>
+                                <a:xfrm>
+                                  <a:off x="0" y="0"/>
+                                  <a:ext cx="93600" cy="93600"/>
+                                </a:xfrm>
+                                <a:prstGeom prst="rect"/>
+                              </pic:spPr>
+                            </pic:pic>
+                          </a:graphicData>
+                        </a:graphic>
+                      </wp:inline>
+                    </w:drawing>
+                  </w:r>
+                  <w:r>
+                    <w:rPr>
+                      <w:rFonts w:ascii="Source Sans 3" w:hAnsi="Source Sans 3" w:eastAsia="Source Sans 3" w:cs="Source Sans 3"/>
+                      <w:b w:val="0"/>
+                      <w:i w:val="0"/>
+                      <w:color w:val="173F4B"/>
+                      <w:sz w:val="4"/>
+                    </w:rPr>
+                    <w:t xml:space="preserve">  </w:t>
+                  </w:r>
+                  <w:r>
+                    <w:rPr>
+                      <w:rFonts w:ascii="Source Sans 3" w:hAnsi="Source Sans 3" w:eastAsia="Source Sans 3" w:cs="Source Sans 3"/>
+                      <w:b/>
+                      <w:i w:val="0"/>
+                      <w:color w:val="173F4B"/>
+                      <w:sz w:val="15"/>
+                      <w:spacing w:val="18"/>
+                    </w:rPr>
+                    <w:t>CERTIFICATIONS</w:t>
+                  </w:r>
+                </w:p>
+                <w:p>
+                  <w:pPr>
+                    <w:keepLines w:val="0"/>
+                    <w:spacing w:before="8" w:after="60" w:line="240" w:lineRule="auto"/>
+                    <w:ind w:right="0"/>
+                    <w:pBdr>
+                      <w:bottom w:val="single" w:sz="5" w:space="0" w:color="8FA8B2"/>
+                    </w:pBdr>
+                  </w:pPr>
+                  <w:r>
+                    <w:rPr>
+                      <w:rFonts w:ascii="Source Sans 3" w:hAnsi="Source Sans 3" w:eastAsia="Source Sans 3" w:cs="Source Sans 3"/>
+                      <w:b w:val="0"/>
+                      <w:i w:val="0"/>
+                      <w:color w:val="173F4B"/>
+                      <w:sz w:val="2"/>
+                    </w:rPr>
+                    <w:t xml:space="preserve"> </w:t>
+                  </w:r>
+                </w:p>
+                <w:p>
+                  <w:pPr>
+                    <w:keepLines/>
+                    <w:spacing w:before="0" w:after="14" w:line="240" w:lineRule="auto"/>
+                  </w:pPr>
+                  <w:r>
+                    <w:rPr>
+                      <w:rFonts w:ascii="Source Sans 3" w:hAnsi="Source Sans 3" w:eastAsia="Source Sans 3" w:cs="Source Sans 3"/>
+                      <w:b/>
+                      <w:i w:val="0"/>
+                      <w:color w:val="173F4B"/>
+                      <w:sz w:val="14"/>
+                    </w:rPr>
+                    <w:t>DELF B2 - Diplôme d'Études en Langue Française</w:t>
+                  </w:r>
+                  <w:r>
+                    <w:rPr>
+                      <w:rFonts w:ascii="Source Sans 3" w:hAnsi="Source Sans 3" w:eastAsia="Source Sans 3" w:cs="Source Sans 3"/>
+                      <w:b w:val="0"/>
+                      <w:i w:val="0"/>
+                      <w:color w:val="465E67"/>
+                      <w:sz w:val="14"/>
+                    </w:rPr>
+                    <w:t xml:space="preserve"> — Alliance Française Antananarivo</w:t>
+                  </w:r>
+                </w:p>
+              </w:tc>
+            </w:tr>
+          </w:tbl>
+          <w:p>
+            <w:pPr>
+              <w:spacing w:before="0" w:after="0" w:line="240" w:lineRule="auto"/>
+              <w:ind w:left="680" w:right="737"/>
+            </w:pPr>
+            <w:r>
+              <w:rPr>
+                <w:rFonts w:ascii="Source Sans 3" w:hAnsi="Source Sans 3" w:eastAsia="Source Sans 3" w:cs="Source Sans 3"/>
+                <w:b w:val="0"/>
+                <w:i w:val="0"/>
+                <w:color w:val="465E67"/>
+                <w:sz w:val="2"/>
+              </w:rPr>
+              <w:t xml:space="preserve"> </w:t>
+            </w:r>
+          </w:p>
+          <w:p>
+            <w:pPr>
+              <w:keepNext/>
+              <w:keepLines/>
+              <w:spacing w:before="92" w:after="0" w:line="240" w:lineRule="auto"/>
+              <w:ind w:left="680" w:right="737"/>
+            </w:pPr>
+            <w:r>
+              <w:drawing>
+                <wp:inline xmlns:a="http://schemas.openxmlformats.org/drawingml/2006/main" xmlns:pic="http://schemas.openxmlformats.org/drawingml/2006/picture">
+                  <wp:extent cx="93600" cy="93600"/>
+                  <wp:docPr id="10" name="Picture 10"/>
+                  <wp:cNvGraphicFramePr>
+                    <a:graphicFrameLocks noChangeAspect="1"/>
+                  </wp:cNvGraphicFramePr>
+                  <a:graphic>
+                    <a:graphicData uri="http://schemas.openxmlformats.org/drawingml/2006/picture">
+                      <pic:pic>
+                        <pic:nvPicPr>
+                          <pic:cNvPr id="0" name="interests.png"/>
+                          <pic:cNvPicPr/>
+                        </pic:nvPicPr>
+                        <pic:blipFill>
+                          <a:blip r:embed="rId23"/>
+                          <a:stretch>
+                            <a:fillRect/>
+                          </a:stretch>
+                        </pic:blipFill>
+                        <pic:spPr>
+                          <a:xfrm>
+                            <a:off x="0" y="0"/>
+                            <a:ext cx="93600" cy="93600"/>
+                          </a:xfrm>
+                          <a:prstGeom prst="rect"/>
+                        </pic:spPr>
+                      </pic:pic>
+                    </a:graphicData>
+                  </a:graphic>
+                </wp:inline>
+              </w:drawing>
+            </w:r>
+            <w:r>
+              <w:rPr>
+                <w:rFonts w:ascii="Source Sans 3" w:hAnsi="Source Sans 3" w:eastAsia="Source Sans 3" w:cs="Source Sans 3"/>
+                <w:b w:val="0"/>
+                <w:i w:val="0"/>
+                <w:color w:val="173F4B"/>
+                <w:sz w:val="4"/>
+              </w:rPr>
+              <w:t xml:space="preserve">  </w:t>
+            </w:r>
+            <w:r>
+              <w:rPr>
+                <w:rFonts w:ascii="Source Sans 3" w:hAnsi="Source Sans 3" w:eastAsia="Source Sans 3" w:cs="Source Sans 3"/>
+                <w:b/>
+                <w:i w:val="0"/>
+                <w:color w:val="173F4B"/>
+                <w:sz w:val="15"/>
+                <w:spacing w:val="18"/>
+              </w:rPr>
+              <w:t>CENTRES D'INTÉRÊT</w:t>
+            </w:r>
+          </w:p>
+          <w:p>
+            <w:pPr>
+              <w:keepLines w:val="0"/>
+              <w:spacing w:before="8" w:after="56" w:line="240" w:lineRule="auto"/>
+              <w:ind w:right="737" w:left="680"/>
+              <w:pBdr>
+                <w:bottom w:val="single" w:sz="5" w:space="0" w:color="8FA8B2"/>
+              </w:pBdr>
+            </w:pPr>
+            <w:r>
+              <w:rPr>
+                <w:rFonts w:ascii="Source Sans 3" w:hAnsi="Source Sans 3" w:eastAsia="Source Sans 3" w:cs="Source Sans 3"/>
+                <w:b w:val="0"/>
+                <w:i w:val="0"/>
+                <w:color w:val="173F4B"/>
+                <w:sz w:val="2"/>
+              </w:rPr>
+              <w:t xml:space="preserve"> </w:t>
+            </w:r>
+          </w:p>
+          <w:p>
+            <w:pPr>
+              <w:keepLines/>
+              <w:spacing w:before="0" w:after="0" w:line="240" w:lineRule="auto"/>
+              <w:ind w:left="680" w:right="737"/>
+            </w:pPr>
+            <w:r>
+              <w:rPr>
+                <w:rFonts w:ascii="Source Sans 3" w:hAnsi="Source Sans 3" w:eastAsia="Source Sans 3" w:cs="Source Sans 3"/>
+                <w:b w:val="0"/>
+                <w:i w:val="0"/>
+                <w:color w:val="465E67"/>
+                <w:sz w:val="14"/>
+              </w:rPr>
+              <w:t>IA générative et veille technologique   ·   Trading algorithmique et marchés financiers   ·   Football   ·   Jeux vidéo et culture numérique</w:t>
+            </w:r>
+          </w:p>
+        </w:tc>
+      </w:tr>
+    </w:tbl>
     <w:sectPr>
-      <w:pgSz w:w="12240" w:h="15840"/>
-      <w:pgMar w:top="720" w:right="864" w:bottom="720" w:left="864" w:header="720" w:footer="720" w:gutter="0"/>
+      <w:pgSz w:w="11906" w:h="16838"/>
+      <w:pgMar w:top="0" w:right="0" w:bottom="0" w:left="0" w:header="0" w:footer="0" w:gutter="0"/>
       <w:cols w:space="720"/>
       <w:docGrid w:linePitch="360"/>
     </w:sectPr>
@@ -1076,9 +3163,13 @@
     <w:name w:val="Normal"/>
     <w:qFormat/>
     <w:rsid w:val="00FC693F"/>
+    <w:pPr>
+      <w:spacing w:before="0" w:after="0" w:line="240" w:lineRule="auto"/>
+    </w:pPr>
     <w:rPr>
-      <w:rFonts w:ascii="Calibri" w:hAnsi="Calibri"/>
-      <w:sz w:val="19"/>
+      <w:rFonts w:ascii="Source Sans 3" w:hAnsi="Source Sans 3"/>
+      <w:color w:val="2A4650"/>
+      <w:sz w:val="16"/>
     </w:rPr>
   </w:style>
   <w:style w:type="paragraph" w:styleId="Header">
